--- a/Despliegue/UD_06/RA6_ControlDeVersiones_Despliegue.docx
+++ b/Despliegue/UD_06/RA6_ControlDeVersiones_Despliegue.docx
@@ -216,6 +216,9 @@
     </w:p>
     <w:p>
       <w:r>
+        <w:t xml:space="preserve">a) </w:t>
+      </w:r>
+      <w:r>
         <w:t>Lo primero que haremos es crear un directorio e inicializarlo.</w:t>
       </w:r>
       <w:r>
@@ -275,6 +278,9 @@
     <w:p>
       <w:r>
         <w:lastRenderedPageBreak/>
+        <w:t xml:space="preserve">b) </w:t>
+      </w:r>
+      <w:r>
         <w:t xml:space="preserve">Creamos 2 ficheros, comprobamos el estado del proyecto y añadimos ambos archivos al </w:t>
       </w:r>
       <w:proofErr w:type="spellStart"/>
@@ -401,6 +407,9 @@
     <w:p/>
     <w:p>
       <w:r>
+        <w:t xml:space="preserve">c) </w:t>
+      </w:r>
+      <w:r>
         <w:t xml:space="preserve">Ahora vamos a añadir contenido en ambos ficheros, pero sólo vamos a añadir al </w:t>
       </w:r>
       <w:proofErr w:type="spellStart"/>
@@ -424,6 +433,35 @@
         <w:t>index</w:t>
       </w:r>
       <w:proofErr w:type="spellEnd"/>
+    </w:p>
+    <w:p>
+      <w:r>
+        <w:t xml:space="preserve">d) También pasamos el </w:t>
+      </w:r>
+      <w:proofErr w:type="spellStart"/>
+      <w:r>
+        <w:t>index</w:t>
+      </w:r>
+      <w:proofErr w:type="spellEnd"/>
+      <w:r>
+        <w:t xml:space="preserve"> a al </w:t>
+      </w:r>
+      <w:proofErr w:type="spellStart"/>
+      <w:r>
+        <w:t>stage</w:t>
+      </w:r>
+      <w:proofErr w:type="spellEnd"/>
+      <w:r>
+        <w:t xml:space="preserve"> </w:t>
+      </w:r>
+      <w:proofErr w:type="spellStart"/>
+      <w:r>
+        <w:t>area</w:t>
+      </w:r>
+      <w:proofErr w:type="spellEnd"/>
+      <w:r>
+        <w:t>.</w:t>
+      </w:r>
       <w:r>
         <w:rPr>
           <w:noProof/>
@@ -479,6 +517,9 @@
     <w:p>
       <w:r>
         <w:lastRenderedPageBreak/>
+        <w:t xml:space="preserve">e) </w:t>
+      </w:r>
+      <w:r>
         <w:t xml:space="preserve">Comprobamos las diferencias con el último </w:t>
       </w:r>
       <w:proofErr w:type="spellStart"/>
@@ -490,10 +531,12 @@
         <w:t xml:space="preserve"> y el directorio de trabajo, añadimos el </w:t>
       </w:r>
       <w:proofErr w:type="spellStart"/>
+      <w:proofErr w:type="gramStart"/>
       <w:r>
         <w:t>index</w:t>
       </w:r>
       <w:proofErr w:type="spellEnd"/>
+      <w:proofErr w:type="gramEnd"/>
       <w:r>
         <w:t xml:space="preserve"> b al </w:t>
       </w:r>
@@ -570,6 +613,9 @@
     </w:p>
     <w:p>
       <w:r>
+        <w:t xml:space="preserve">f) </w:t>
+      </w:r>
+      <w:r>
         <w:t xml:space="preserve">Comprobamos el historial de </w:t>
       </w:r>
       <w:proofErr w:type="spellStart"/>
@@ -757,7 +803,1182 @@
       </w:r>
       <w:proofErr w:type="spellEnd"/>
     </w:p>
+    <w:p>
+      <w:r>
+        <w:rPr>
+          <w:noProof/>
+          <w:lang w:eastAsia="es-ES"/>
+        </w:rPr>
+        <w:drawing>
+          <wp:inline distT="0" distB="0" distL="0" distR="0">
+            <wp:extent cx="4040886" cy="2391948"/>
+            <wp:effectExtent l="19050" t="0" r="0" b="0"/>
+            <wp:docPr id="1" name="Imagen 1"/>
+            <wp:cNvGraphicFramePr>
+              <a:graphicFrameLocks xmlns:a="http://schemas.openxmlformats.org/drawingml/2006/main" noChangeAspect="1"/>
+            </wp:cNvGraphicFramePr>
+            <a:graphic xmlns:a="http://schemas.openxmlformats.org/drawingml/2006/main">
+              <a:graphicData uri="http://schemas.openxmlformats.org/drawingml/2006/picture">
+                <pic:pic xmlns:pic="http://schemas.openxmlformats.org/drawingml/2006/picture">
+                  <pic:nvPicPr>
+                    <pic:cNvPr id="0" name="Picture 1"/>
+                    <pic:cNvPicPr>
+                      <a:picLocks noChangeAspect="1" noChangeArrowheads="1"/>
+                    </pic:cNvPicPr>
+                  </pic:nvPicPr>
+                  <pic:blipFill>
+                    <a:blip r:embed="rId13" cstate="print"/>
+                    <a:srcRect/>
+                    <a:stretch>
+                      <a:fillRect/>
+                    </a:stretch>
+                  </pic:blipFill>
+                  <pic:spPr bwMode="auto">
+                    <a:xfrm>
+                      <a:off x="0" y="0"/>
+                      <a:ext cx="4040555" cy="2391752"/>
+                    </a:xfrm>
+                    <a:prstGeom prst="rect">
+                      <a:avLst/>
+                    </a:prstGeom>
+                    <a:noFill/>
+                    <a:ln w="9525">
+                      <a:noFill/>
+                      <a:miter lim="800000"/>
+                      <a:headEnd/>
+                      <a:tailEnd/>
+                    </a:ln>
+                  </pic:spPr>
+                </pic:pic>
+              </a:graphicData>
+            </a:graphic>
+          </wp:inline>
+        </w:drawing>
+      </w:r>
+      <w:r>
+        <w:rPr>
+          <w:noProof/>
+          <w:lang w:eastAsia="es-ES"/>
+        </w:rPr>
+        <w:drawing>
+          <wp:inline distT="0" distB="0" distL="0" distR="0">
+            <wp:extent cx="1323975" cy="307340"/>
+            <wp:effectExtent l="19050" t="0" r="9525" b="0"/>
+            <wp:docPr id="2" name="Imagen 4"/>
+            <wp:cNvGraphicFramePr>
+              <a:graphicFrameLocks xmlns:a="http://schemas.openxmlformats.org/drawingml/2006/main" noChangeAspect="1"/>
+            </wp:cNvGraphicFramePr>
+            <a:graphic xmlns:a="http://schemas.openxmlformats.org/drawingml/2006/main">
+              <a:graphicData uri="http://schemas.openxmlformats.org/drawingml/2006/picture">
+                <pic:pic xmlns:pic="http://schemas.openxmlformats.org/drawingml/2006/picture">
+                  <pic:nvPicPr>
+                    <pic:cNvPr id="0" name="Picture 4"/>
+                    <pic:cNvPicPr>
+                      <a:picLocks noChangeAspect="1" noChangeArrowheads="1"/>
+                    </pic:cNvPicPr>
+                  </pic:nvPicPr>
+                  <pic:blipFill>
+                    <a:blip r:embed="rId14" cstate="print"/>
+                    <a:srcRect/>
+                    <a:stretch>
+                      <a:fillRect/>
+                    </a:stretch>
+                  </pic:blipFill>
+                  <pic:spPr bwMode="auto">
+                    <a:xfrm>
+                      <a:off x="0" y="0"/>
+                      <a:ext cx="1323975" cy="307340"/>
+                    </a:xfrm>
+                    <a:prstGeom prst="rect">
+                      <a:avLst/>
+                    </a:prstGeom>
+                    <a:noFill/>
+                    <a:ln w="9525">
+                      <a:noFill/>
+                      <a:miter lim="800000"/>
+                      <a:headEnd/>
+                      <a:tailEnd/>
+                    </a:ln>
+                  </pic:spPr>
+                </pic:pic>
+              </a:graphicData>
+            </a:graphic>
+          </wp:inline>
+        </w:drawing>
+      </w:r>
+    </w:p>
     <w:p/>
+    <w:p>
+      <w:r>
+        <w:t xml:space="preserve">g) </w:t>
+      </w:r>
+      <w:r>
+        <w:t>Ahora ignoramos todos los ficheros con la extensión “.log”. Creamos in archivo .</w:t>
+      </w:r>
+      <w:proofErr w:type="spellStart"/>
+      <w:r>
+        <w:t>gitignore</w:t>
+      </w:r>
+      <w:proofErr w:type="spellEnd"/>
+      <w:r>
+        <w:rPr>
+          <w:noProof/>
+          <w:lang w:eastAsia="es-ES"/>
+        </w:rPr>
+        <w:drawing>
+          <wp:inline distT="0" distB="0" distL="0" distR="0">
+            <wp:extent cx="4623435" cy="841375"/>
+            <wp:effectExtent l="19050" t="0" r="5715" b="0"/>
+            <wp:docPr id="3" name="Imagen 7"/>
+            <wp:cNvGraphicFramePr>
+              <a:graphicFrameLocks xmlns:a="http://schemas.openxmlformats.org/drawingml/2006/main" noChangeAspect="1"/>
+            </wp:cNvGraphicFramePr>
+            <a:graphic xmlns:a="http://schemas.openxmlformats.org/drawingml/2006/main">
+              <a:graphicData uri="http://schemas.openxmlformats.org/drawingml/2006/picture">
+                <pic:pic xmlns:pic="http://schemas.openxmlformats.org/drawingml/2006/picture">
+                  <pic:nvPicPr>
+                    <pic:cNvPr id="0" name="Picture 7"/>
+                    <pic:cNvPicPr>
+                      <a:picLocks noChangeAspect="1" noChangeArrowheads="1"/>
+                    </pic:cNvPicPr>
+                  </pic:nvPicPr>
+                  <pic:blipFill>
+                    <a:blip r:embed="rId15" cstate="print"/>
+                    <a:srcRect/>
+                    <a:stretch>
+                      <a:fillRect/>
+                    </a:stretch>
+                  </pic:blipFill>
+                  <pic:spPr bwMode="auto">
+                    <a:xfrm>
+                      <a:off x="0" y="0"/>
+                      <a:ext cx="4623435" cy="841375"/>
+                    </a:xfrm>
+                    <a:prstGeom prst="rect">
+                      <a:avLst/>
+                    </a:prstGeom>
+                    <a:noFill/>
+                    <a:ln w="9525">
+                      <a:noFill/>
+                      <a:miter lim="800000"/>
+                      <a:headEnd/>
+                      <a:tailEnd/>
+                    </a:ln>
+                  </pic:spPr>
+                </pic:pic>
+              </a:graphicData>
+            </a:graphic>
+          </wp:inline>
+        </w:drawing>
+      </w:r>
+    </w:p>
+    <w:p>
+      <w:r>
+        <w:t xml:space="preserve">Creamos un archivo que tenga una extensión .log, y hacemos </w:t>
+      </w:r>
+      <w:proofErr w:type="spellStart"/>
+      <w:r>
+        <w:t>git</w:t>
+      </w:r>
+      <w:proofErr w:type="spellEnd"/>
+      <w:r>
+        <w:t xml:space="preserve"> status para ver que está obviando el archivo</w:t>
+      </w:r>
+      <w:r>
+        <w:rPr>
+          <w:noProof/>
+          <w:lang w:eastAsia="es-ES"/>
+        </w:rPr>
+        <w:drawing>
+          <wp:inline distT="0" distB="0" distL="0" distR="0">
+            <wp:extent cx="4882134" cy="1629303"/>
+            <wp:effectExtent l="19050" t="0" r="0" b="0"/>
+            <wp:docPr id="5" name="Imagen 10"/>
+            <wp:cNvGraphicFramePr>
+              <a:graphicFrameLocks xmlns:a="http://schemas.openxmlformats.org/drawingml/2006/main" noChangeAspect="1"/>
+            </wp:cNvGraphicFramePr>
+            <a:graphic xmlns:a="http://schemas.openxmlformats.org/drawingml/2006/main">
+              <a:graphicData uri="http://schemas.openxmlformats.org/drawingml/2006/picture">
+                <pic:pic xmlns:pic="http://schemas.openxmlformats.org/drawingml/2006/picture">
+                  <pic:nvPicPr>
+                    <pic:cNvPr id="0" name="Picture 10"/>
+                    <pic:cNvPicPr>
+                      <a:picLocks noChangeAspect="1" noChangeArrowheads="1"/>
+                    </pic:cNvPicPr>
+                  </pic:nvPicPr>
+                  <pic:blipFill>
+                    <a:blip r:embed="rId16" cstate="print"/>
+                    <a:srcRect/>
+                    <a:stretch>
+                      <a:fillRect/>
+                    </a:stretch>
+                  </pic:blipFill>
+                  <pic:spPr bwMode="auto">
+                    <a:xfrm>
+                      <a:off x="0" y="0"/>
+                      <a:ext cx="4881996" cy="1629257"/>
+                    </a:xfrm>
+                    <a:prstGeom prst="rect">
+                      <a:avLst/>
+                    </a:prstGeom>
+                    <a:noFill/>
+                    <a:ln w="9525">
+                      <a:noFill/>
+                      <a:miter lim="800000"/>
+                      <a:headEnd/>
+                      <a:tailEnd/>
+                    </a:ln>
+                  </pic:spPr>
+                </pic:pic>
+              </a:graphicData>
+            </a:graphic>
+          </wp:inline>
+        </w:drawing>
+      </w:r>
+    </w:p>
+    <w:p>
+      <w:r>
+        <w:t xml:space="preserve">h) </w:t>
+      </w:r>
+      <w:r>
+        <w:t xml:space="preserve">Añadimos cambios al index_a.html con nano, comprobamos el estado del repositorio con </w:t>
+      </w:r>
+      <w:proofErr w:type="spellStart"/>
+      <w:r>
+        <w:t>git</w:t>
+      </w:r>
+      <w:proofErr w:type="spellEnd"/>
+      <w:r>
+        <w:t xml:space="preserve"> status y descartamos los cambios con </w:t>
+      </w:r>
+      <w:proofErr w:type="spellStart"/>
+      <w:r>
+        <w:t>git</w:t>
+      </w:r>
+      <w:proofErr w:type="spellEnd"/>
+      <w:r>
+        <w:t xml:space="preserve"> </w:t>
+      </w:r>
+      <w:proofErr w:type="spellStart"/>
+      <w:r>
+        <w:t>restore</w:t>
+      </w:r>
+      <w:proofErr w:type="spellEnd"/>
+      <w:r>
+        <w:t xml:space="preserve">, volvemos a hacer </w:t>
+      </w:r>
+      <w:proofErr w:type="spellStart"/>
+      <w:r>
+        <w:t>git</w:t>
+      </w:r>
+      <w:proofErr w:type="spellEnd"/>
+      <w:r>
+        <w:t xml:space="preserve"> status.</w:t>
+      </w:r>
+      <w:r>
+        <w:rPr>
+          <w:noProof/>
+          <w:lang w:eastAsia="es-ES"/>
+        </w:rPr>
+        <w:drawing>
+          <wp:inline distT="0" distB="0" distL="0" distR="0">
+            <wp:extent cx="5318125" cy="2955290"/>
+            <wp:effectExtent l="19050" t="0" r="0" b="0"/>
+            <wp:docPr id="6" name="Imagen 13"/>
+            <wp:cNvGraphicFramePr>
+              <a:graphicFrameLocks xmlns:a="http://schemas.openxmlformats.org/drawingml/2006/main" noChangeAspect="1"/>
+            </wp:cNvGraphicFramePr>
+            <a:graphic xmlns:a="http://schemas.openxmlformats.org/drawingml/2006/main">
+              <a:graphicData uri="http://schemas.openxmlformats.org/drawingml/2006/picture">
+                <pic:pic xmlns:pic="http://schemas.openxmlformats.org/drawingml/2006/picture">
+                  <pic:nvPicPr>
+                    <pic:cNvPr id="0" name="Picture 13"/>
+                    <pic:cNvPicPr>
+                      <a:picLocks noChangeAspect="1" noChangeArrowheads="1"/>
+                    </pic:cNvPicPr>
+                  </pic:nvPicPr>
+                  <pic:blipFill>
+                    <a:blip r:embed="rId17" cstate="print"/>
+                    <a:srcRect/>
+                    <a:stretch>
+                      <a:fillRect/>
+                    </a:stretch>
+                  </pic:blipFill>
+                  <pic:spPr bwMode="auto">
+                    <a:xfrm>
+                      <a:off x="0" y="0"/>
+                      <a:ext cx="5318125" cy="2955290"/>
+                    </a:xfrm>
+                    <a:prstGeom prst="rect">
+                      <a:avLst/>
+                    </a:prstGeom>
+                    <a:noFill/>
+                    <a:ln w="9525">
+                      <a:noFill/>
+                      <a:miter lim="800000"/>
+                      <a:headEnd/>
+                      <a:tailEnd/>
+                    </a:ln>
+                  </pic:spPr>
+                </pic:pic>
+              </a:graphicData>
+            </a:graphic>
+          </wp:inline>
+        </w:drawing>
+      </w:r>
+      <w:r>
+        <w:rPr>
+          <w:noProof/>
+          <w:lang w:eastAsia="es-ES"/>
+        </w:rPr>
+        <w:drawing>
+          <wp:inline distT="0" distB="0" distL="0" distR="0">
+            <wp:extent cx="5303520" cy="1704340"/>
+            <wp:effectExtent l="19050" t="0" r="0" b="0"/>
+            <wp:docPr id="8" name="Imagen 16"/>
+            <wp:cNvGraphicFramePr>
+              <a:graphicFrameLocks xmlns:a="http://schemas.openxmlformats.org/drawingml/2006/main" noChangeAspect="1"/>
+            </wp:cNvGraphicFramePr>
+            <a:graphic xmlns:a="http://schemas.openxmlformats.org/drawingml/2006/main">
+              <a:graphicData uri="http://schemas.openxmlformats.org/drawingml/2006/picture">
+                <pic:pic xmlns:pic="http://schemas.openxmlformats.org/drawingml/2006/picture">
+                  <pic:nvPicPr>
+                    <pic:cNvPr id="0" name="Picture 16"/>
+                    <pic:cNvPicPr>
+                      <a:picLocks noChangeAspect="1" noChangeArrowheads="1"/>
+                    </pic:cNvPicPr>
+                  </pic:nvPicPr>
+                  <pic:blipFill>
+                    <a:blip r:embed="rId18" cstate="print"/>
+                    <a:srcRect/>
+                    <a:stretch>
+                      <a:fillRect/>
+                    </a:stretch>
+                  </pic:blipFill>
+                  <pic:spPr bwMode="auto">
+                    <a:xfrm>
+                      <a:off x="0" y="0"/>
+                      <a:ext cx="5303520" cy="1704340"/>
+                    </a:xfrm>
+                    <a:prstGeom prst="rect">
+                      <a:avLst/>
+                    </a:prstGeom>
+                    <a:noFill/>
+                    <a:ln w="9525">
+                      <a:noFill/>
+                      <a:miter lim="800000"/>
+                      <a:headEnd/>
+                      <a:tailEnd/>
+                    </a:ln>
+                  </pic:spPr>
+                </pic:pic>
+              </a:graphicData>
+            </a:graphic>
+          </wp:inline>
+        </w:drawing>
+      </w:r>
+    </w:p>
+    <w:p>
+      <w:r>
+        <w:lastRenderedPageBreak/>
+        <w:t xml:space="preserve">i) Modificamos el archivo index_b.html, lo añadimos al </w:t>
+      </w:r>
+      <w:proofErr w:type="spellStart"/>
+      <w:r>
+        <w:t>stage</w:t>
+      </w:r>
+      <w:proofErr w:type="spellEnd"/>
+      <w:r>
+        <w:t xml:space="preserve"> </w:t>
+      </w:r>
+      <w:proofErr w:type="spellStart"/>
+      <w:r>
+        <w:t>area</w:t>
+      </w:r>
+      <w:proofErr w:type="spellEnd"/>
+      <w:r>
+        <w:t xml:space="preserve">, comprobamos el repositorio y lo sacamos del </w:t>
+      </w:r>
+      <w:proofErr w:type="spellStart"/>
+      <w:r>
+        <w:t>stage</w:t>
+      </w:r>
+      <w:proofErr w:type="spellEnd"/>
+      <w:r>
+        <w:t xml:space="preserve"> </w:t>
+      </w:r>
+      <w:proofErr w:type="spellStart"/>
+      <w:r>
+        <w:t>area</w:t>
+      </w:r>
+      <w:proofErr w:type="spellEnd"/>
+      <w:r>
+        <w:t>.</w:t>
+      </w:r>
+      <w:r>
+        <w:t xml:space="preserve"> </w:t>
+      </w:r>
+      <w:r>
+        <w:rPr>
+          <w:noProof/>
+          <w:lang w:eastAsia="es-ES"/>
+        </w:rPr>
+        <w:drawing>
+          <wp:inline distT="0" distB="0" distL="0" distR="0">
+            <wp:extent cx="5332730" cy="2516505"/>
+            <wp:effectExtent l="19050" t="0" r="1270" b="0"/>
+            <wp:docPr id="9" name="Imagen 19"/>
+            <wp:cNvGraphicFramePr>
+              <a:graphicFrameLocks xmlns:a="http://schemas.openxmlformats.org/drawingml/2006/main" noChangeAspect="1"/>
+            </wp:cNvGraphicFramePr>
+            <a:graphic xmlns:a="http://schemas.openxmlformats.org/drawingml/2006/main">
+              <a:graphicData uri="http://schemas.openxmlformats.org/drawingml/2006/picture">
+                <pic:pic xmlns:pic="http://schemas.openxmlformats.org/drawingml/2006/picture">
+                  <pic:nvPicPr>
+                    <pic:cNvPr id="0" name="Picture 19"/>
+                    <pic:cNvPicPr>
+                      <a:picLocks noChangeAspect="1" noChangeArrowheads="1"/>
+                    </pic:cNvPicPr>
+                  </pic:nvPicPr>
+                  <pic:blipFill>
+                    <a:blip r:embed="rId19" cstate="print"/>
+                    <a:srcRect/>
+                    <a:stretch>
+                      <a:fillRect/>
+                    </a:stretch>
+                  </pic:blipFill>
+                  <pic:spPr bwMode="auto">
+                    <a:xfrm>
+                      <a:off x="0" y="0"/>
+                      <a:ext cx="5332730" cy="2516505"/>
+                    </a:xfrm>
+                    <a:prstGeom prst="rect">
+                      <a:avLst/>
+                    </a:prstGeom>
+                    <a:noFill/>
+                    <a:ln w="9525">
+                      <a:noFill/>
+                      <a:miter lim="800000"/>
+                      <a:headEnd/>
+                      <a:tailEnd/>
+                    </a:ln>
+                  </pic:spPr>
+                </pic:pic>
+              </a:graphicData>
+            </a:graphic>
+          </wp:inline>
+        </w:drawing>
+      </w:r>
+      <w:r>
+        <w:rPr>
+          <w:noProof/>
+          <w:lang w:eastAsia="es-ES"/>
+        </w:rPr>
+        <w:drawing>
+          <wp:inline distT="0" distB="0" distL="0" distR="0">
+            <wp:extent cx="5295900" cy="2940685"/>
+            <wp:effectExtent l="19050" t="0" r="0" b="0"/>
+            <wp:docPr id="22" name="Imagen 22"/>
+            <wp:cNvGraphicFramePr>
+              <a:graphicFrameLocks xmlns:a="http://schemas.openxmlformats.org/drawingml/2006/main" noChangeAspect="1"/>
+            </wp:cNvGraphicFramePr>
+            <a:graphic xmlns:a="http://schemas.openxmlformats.org/drawingml/2006/main">
+              <a:graphicData uri="http://schemas.openxmlformats.org/drawingml/2006/picture">
+                <pic:pic xmlns:pic="http://schemas.openxmlformats.org/drawingml/2006/picture">
+                  <pic:nvPicPr>
+                    <pic:cNvPr id="0" name="Picture 22"/>
+                    <pic:cNvPicPr>
+                      <a:picLocks noChangeAspect="1" noChangeArrowheads="1"/>
+                    </pic:cNvPicPr>
+                  </pic:nvPicPr>
+                  <pic:blipFill>
+                    <a:blip r:embed="rId20" cstate="print"/>
+                    <a:srcRect/>
+                    <a:stretch>
+                      <a:fillRect/>
+                    </a:stretch>
+                  </pic:blipFill>
+                  <pic:spPr bwMode="auto">
+                    <a:xfrm>
+                      <a:off x="0" y="0"/>
+                      <a:ext cx="5295900" cy="2940685"/>
+                    </a:xfrm>
+                    <a:prstGeom prst="rect">
+                      <a:avLst/>
+                    </a:prstGeom>
+                    <a:noFill/>
+                    <a:ln w="9525">
+                      <a:noFill/>
+                      <a:miter lim="800000"/>
+                      <a:headEnd/>
+                      <a:tailEnd/>
+                    </a:ln>
+                  </pic:spPr>
+                </pic:pic>
+              </a:graphicData>
+            </a:graphic>
+          </wp:inline>
+        </w:drawing>
+      </w:r>
+      <w:r>
+        <w:rPr>
+          <w:noProof/>
+          <w:lang w:eastAsia="es-ES"/>
+        </w:rPr>
+        <w:drawing>
+          <wp:inline distT="0" distB="0" distL="0" distR="0">
+            <wp:extent cx="5340350" cy="1982470"/>
+            <wp:effectExtent l="19050" t="0" r="0" b="0"/>
+            <wp:docPr id="11" name="Imagen 25"/>
+            <wp:cNvGraphicFramePr>
+              <a:graphicFrameLocks xmlns:a="http://schemas.openxmlformats.org/drawingml/2006/main" noChangeAspect="1"/>
+            </wp:cNvGraphicFramePr>
+            <a:graphic xmlns:a="http://schemas.openxmlformats.org/drawingml/2006/main">
+              <a:graphicData uri="http://schemas.openxmlformats.org/drawingml/2006/picture">
+                <pic:pic xmlns:pic="http://schemas.openxmlformats.org/drawingml/2006/picture">
+                  <pic:nvPicPr>
+                    <pic:cNvPr id="0" name="Picture 25"/>
+                    <pic:cNvPicPr>
+                      <a:picLocks noChangeAspect="1" noChangeArrowheads="1"/>
+                    </pic:cNvPicPr>
+                  </pic:nvPicPr>
+                  <pic:blipFill>
+                    <a:blip r:embed="rId21" cstate="print"/>
+                    <a:srcRect/>
+                    <a:stretch>
+                      <a:fillRect/>
+                    </a:stretch>
+                  </pic:blipFill>
+                  <pic:spPr bwMode="auto">
+                    <a:xfrm>
+                      <a:off x="0" y="0"/>
+                      <a:ext cx="5340350" cy="1982470"/>
+                    </a:xfrm>
+                    <a:prstGeom prst="rect">
+                      <a:avLst/>
+                    </a:prstGeom>
+                    <a:noFill/>
+                    <a:ln w="9525">
+                      <a:noFill/>
+                      <a:miter lim="800000"/>
+                      <a:headEnd/>
+                      <a:tailEnd/>
+                    </a:ln>
+                  </pic:spPr>
+                </pic:pic>
+              </a:graphicData>
+            </a:graphic>
+          </wp:inline>
+        </w:drawing>
+      </w:r>
+    </w:p>
+    <w:p>
+      <w:r>
+        <w:lastRenderedPageBreak/>
+        <w:t xml:space="preserve">Ahora volvemos a modificar el fichero index_b.html y confirmamos las modificaciones con un solo comando, </w:t>
+      </w:r>
+      <w:proofErr w:type="spellStart"/>
+      <w:r>
+        <w:t>git</w:t>
+      </w:r>
+      <w:proofErr w:type="spellEnd"/>
+      <w:r>
+        <w:t xml:space="preserve"> </w:t>
+      </w:r>
+      <w:proofErr w:type="spellStart"/>
+      <w:r>
+        <w:t>commit</w:t>
+      </w:r>
+      <w:proofErr w:type="spellEnd"/>
+      <w:r>
+        <w:rPr>
+          <w:noProof/>
+          <w:lang w:eastAsia="es-ES"/>
+        </w:rPr>
+        <w:drawing>
+          <wp:inline distT="0" distB="0" distL="0" distR="0">
+            <wp:extent cx="5295900" cy="1485265"/>
+            <wp:effectExtent l="19050" t="0" r="0" b="0"/>
+            <wp:docPr id="12" name="Imagen 28"/>
+            <wp:cNvGraphicFramePr>
+              <a:graphicFrameLocks xmlns:a="http://schemas.openxmlformats.org/drawingml/2006/main" noChangeAspect="1"/>
+            </wp:cNvGraphicFramePr>
+            <a:graphic xmlns:a="http://schemas.openxmlformats.org/drawingml/2006/main">
+              <a:graphicData uri="http://schemas.openxmlformats.org/drawingml/2006/picture">
+                <pic:pic xmlns:pic="http://schemas.openxmlformats.org/drawingml/2006/picture">
+                  <pic:nvPicPr>
+                    <pic:cNvPr id="0" name="Picture 28"/>
+                    <pic:cNvPicPr>
+                      <a:picLocks noChangeAspect="1" noChangeArrowheads="1"/>
+                    </pic:cNvPicPr>
+                  </pic:nvPicPr>
+                  <pic:blipFill>
+                    <a:blip r:embed="rId22" cstate="print"/>
+                    <a:srcRect/>
+                    <a:stretch>
+                      <a:fillRect/>
+                    </a:stretch>
+                  </pic:blipFill>
+                  <pic:spPr bwMode="auto">
+                    <a:xfrm>
+                      <a:off x="0" y="0"/>
+                      <a:ext cx="5295900" cy="1485265"/>
+                    </a:xfrm>
+                    <a:prstGeom prst="rect">
+                      <a:avLst/>
+                    </a:prstGeom>
+                    <a:noFill/>
+                    <a:ln w="9525">
+                      <a:noFill/>
+                      <a:miter lim="800000"/>
+                      <a:headEnd/>
+                      <a:tailEnd/>
+                    </a:ln>
+                  </pic:spPr>
+                </pic:pic>
+              </a:graphicData>
+            </a:graphic>
+          </wp:inline>
+        </w:drawing>
+      </w:r>
+    </w:p>
+    <w:p>
+      <w:r>
+        <w:t xml:space="preserve">j) Volvemos a modificar el fichero index_a.html, añadimos al </w:t>
+      </w:r>
+      <w:proofErr w:type="spellStart"/>
+      <w:r>
+        <w:t>stage</w:t>
+      </w:r>
+      <w:proofErr w:type="spellEnd"/>
+      <w:r>
+        <w:t xml:space="preserve"> </w:t>
+      </w:r>
+      <w:proofErr w:type="spellStart"/>
+      <w:r>
+        <w:t>area</w:t>
+      </w:r>
+      <w:proofErr w:type="spellEnd"/>
+      <w:r>
+        <w:t xml:space="preserve"> y modificamos el </w:t>
+      </w:r>
+      <w:proofErr w:type="gramStart"/>
+      <w:r>
+        <w:t>ultimo</w:t>
+      </w:r>
+      <w:proofErr w:type="gramEnd"/>
+      <w:r>
+        <w:t xml:space="preserve"> </w:t>
+      </w:r>
+      <w:proofErr w:type="spellStart"/>
+      <w:r>
+        <w:t>commit</w:t>
+      </w:r>
+      <w:proofErr w:type="spellEnd"/>
+      <w:r>
+        <w:t>, el del ejercicio i).</w:t>
+      </w:r>
+      <w:r>
+        <w:t xml:space="preserve"> </w:t>
+      </w:r>
+      <w:r>
+        <w:rPr>
+          <w:noProof/>
+          <w:lang w:eastAsia="es-ES"/>
+        </w:rPr>
+        <w:drawing>
+          <wp:inline distT="0" distB="0" distL="0" distR="0">
+            <wp:extent cx="5384165" cy="1828800"/>
+            <wp:effectExtent l="19050" t="0" r="6985" b="0"/>
+            <wp:docPr id="14" name="Imagen 31"/>
+            <wp:cNvGraphicFramePr>
+              <a:graphicFrameLocks xmlns:a="http://schemas.openxmlformats.org/drawingml/2006/main" noChangeAspect="1"/>
+            </wp:cNvGraphicFramePr>
+            <a:graphic xmlns:a="http://schemas.openxmlformats.org/drawingml/2006/main">
+              <a:graphicData uri="http://schemas.openxmlformats.org/drawingml/2006/picture">
+                <pic:pic xmlns:pic="http://schemas.openxmlformats.org/drawingml/2006/picture">
+                  <pic:nvPicPr>
+                    <pic:cNvPr id="0" name="Picture 31"/>
+                    <pic:cNvPicPr>
+                      <a:picLocks noChangeAspect="1" noChangeArrowheads="1"/>
+                    </pic:cNvPicPr>
+                  </pic:nvPicPr>
+                  <pic:blipFill>
+                    <a:blip r:embed="rId23" cstate="print"/>
+                    <a:srcRect/>
+                    <a:stretch>
+                      <a:fillRect/>
+                    </a:stretch>
+                  </pic:blipFill>
+                  <pic:spPr bwMode="auto">
+                    <a:xfrm>
+                      <a:off x="0" y="0"/>
+                      <a:ext cx="5384165" cy="1828800"/>
+                    </a:xfrm>
+                    <a:prstGeom prst="rect">
+                      <a:avLst/>
+                    </a:prstGeom>
+                    <a:noFill/>
+                    <a:ln w="9525">
+                      <a:noFill/>
+                      <a:miter lim="800000"/>
+                      <a:headEnd/>
+                      <a:tailEnd/>
+                    </a:ln>
+                  </pic:spPr>
+                </pic:pic>
+              </a:graphicData>
+            </a:graphic>
+          </wp:inline>
+        </w:drawing>
+      </w:r>
+      <w:r>
+        <w:rPr>
+          <w:noProof/>
+          <w:lang w:eastAsia="es-ES"/>
+        </w:rPr>
+        <w:drawing>
+          <wp:inline distT="0" distB="0" distL="0" distR="0">
+            <wp:extent cx="5400040" cy="1159668"/>
+            <wp:effectExtent l="19050" t="0" r="0" b="0"/>
+            <wp:docPr id="34" name="Imagen 34"/>
+            <wp:cNvGraphicFramePr>
+              <a:graphicFrameLocks xmlns:a="http://schemas.openxmlformats.org/drawingml/2006/main" noChangeAspect="1"/>
+            </wp:cNvGraphicFramePr>
+            <a:graphic xmlns:a="http://schemas.openxmlformats.org/drawingml/2006/main">
+              <a:graphicData uri="http://schemas.openxmlformats.org/drawingml/2006/picture">
+                <pic:pic xmlns:pic="http://schemas.openxmlformats.org/drawingml/2006/picture">
+                  <pic:nvPicPr>
+                    <pic:cNvPr id="0" name="Picture 34"/>
+                    <pic:cNvPicPr>
+                      <a:picLocks noChangeAspect="1" noChangeArrowheads="1"/>
+                    </pic:cNvPicPr>
+                  </pic:nvPicPr>
+                  <pic:blipFill>
+                    <a:blip r:embed="rId24" cstate="print"/>
+                    <a:srcRect/>
+                    <a:stretch>
+                      <a:fillRect/>
+                    </a:stretch>
+                  </pic:blipFill>
+                  <pic:spPr bwMode="auto">
+                    <a:xfrm>
+                      <a:off x="0" y="0"/>
+                      <a:ext cx="5400040" cy="1159668"/>
+                    </a:xfrm>
+                    <a:prstGeom prst="rect">
+                      <a:avLst/>
+                    </a:prstGeom>
+                    <a:noFill/>
+                    <a:ln w="9525">
+                      <a:noFill/>
+                      <a:miter lim="800000"/>
+                      <a:headEnd/>
+                      <a:tailEnd/>
+                    </a:ln>
+                  </pic:spPr>
+                </pic:pic>
+              </a:graphicData>
+            </a:graphic>
+          </wp:inline>
+        </w:drawing>
+      </w:r>
+    </w:p>
+    <w:p>
+      <w:pPr>
+        <w:rPr>
+          <w:b/>
+          <w:sz w:val="24"/>
+        </w:rPr>
+      </w:pPr>
+      <w:r>
+        <w:rPr>
+          <w:b/>
+          <w:sz w:val="24"/>
+        </w:rPr>
+        <w:t>4. EJERCICIOS REPOSITORIOS REMOTOS Y RAMAS</w:t>
+      </w:r>
+    </w:p>
+    <w:p>
+      <w:r>
+        <w:t>a) Clonamos el repositorio del profesor</w:t>
+      </w:r>
+      <w:r>
+        <w:rPr>
+          <w:noProof/>
+          <w:lang w:eastAsia="es-ES"/>
+        </w:rPr>
+        <w:drawing>
+          <wp:inline distT="0" distB="0" distL="0" distR="0">
+            <wp:extent cx="5400040" cy="1393559"/>
+            <wp:effectExtent l="19050" t="0" r="0" b="0"/>
+            <wp:docPr id="37" name="Imagen 37"/>
+            <wp:cNvGraphicFramePr>
+              <a:graphicFrameLocks xmlns:a="http://schemas.openxmlformats.org/drawingml/2006/main" noChangeAspect="1"/>
+            </wp:cNvGraphicFramePr>
+            <a:graphic xmlns:a="http://schemas.openxmlformats.org/drawingml/2006/main">
+              <a:graphicData uri="http://schemas.openxmlformats.org/drawingml/2006/picture">
+                <pic:pic xmlns:pic="http://schemas.openxmlformats.org/drawingml/2006/picture">
+                  <pic:nvPicPr>
+                    <pic:cNvPr id="0" name="Picture 37"/>
+                    <pic:cNvPicPr>
+                      <a:picLocks noChangeAspect="1" noChangeArrowheads="1"/>
+                    </pic:cNvPicPr>
+                  </pic:nvPicPr>
+                  <pic:blipFill>
+                    <a:blip r:embed="rId25" cstate="print"/>
+                    <a:srcRect/>
+                    <a:stretch>
+                      <a:fillRect/>
+                    </a:stretch>
+                  </pic:blipFill>
+                  <pic:spPr bwMode="auto">
+                    <a:xfrm>
+                      <a:off x="0" y="0"/>
+                      <a:ext cx="5400040" cy="1393559"/>
+                    </a:xfrm>
+                    <a:prstGeom prst="rect">
+                      <a:avLst/>
+                    </a:prstGeom>
+                    <a:noFill/>
+                    <a:ln w="9525">
+                      <a:noFill/>
+                      <a:miter lim="800000"/>
+                      <a:headEnd/>
+                      <a:tailEnd/>
+                    </a:ln>
+                  </pic:spPr>
+                </pic:pic>
+              </a:graphicData>
+            </a:graphic>
+          </wp:inline>
+        </w:drawing>
+      </w:r>
+    </w:p>
+    <w:p>
+      <w:pPr>
+        <w:ind w:firstLine="708"/>
+      </w:pPr>
+      <w:r>
+        <w:t xml:space="preserve">1) Creamos una rama, con el nombre, </w:t>
+      </w:r>
+      <w:proofErr w:type="spellStart"/>
+      <w:r>
+        <w:t>josejavier_pasamar_acon</w:t>
+      </w:r>
+      <w:proofErr w:type="spellEnd"/>
+      <w:r>
+        <w:rPr>
+          <w:noProof/>
+          <w:lang w:eastAsia="es-ES"/>
+        </w:rPr>
+        <w:drawing>
+          <wp:inline distT="0" distB="0" distL="0" distR="0">
+            <wp:extent cx="5332730" cy="592455"/>
+            <wp:effectExtent l="19050" t="0" r="1270" b="0"/>
+            <wp:docPr id="40" name="Imagen 40"/>
+            <wp:cNvGraphicFramePr>
+              <a:graphicFrameLocks xmlns:a="http://schemas.openxmlformats.org/drawingml/2006/main" noChangeAspect="1"/>
+            </wp:cNvGraphicFramePr>
+            <a:graphic xmlns:a="http://schemas.openxmlformats.org/drawingml/2006/main">
+              <a:graphicData uri="http://schemas.openxmlformats.org/drawingml/2006/picture">
+                <pic:pic xmlns:pic="http://schemas.openxmlformats.org/drawingml/2006/picture">
+                  <pic:nvPicPr>
+                    <pic:cNvPr id="0" name="Picture 40"/>
+                    <pic:cNvPicPr>
+                      <a:picLocks noChangeAspect="1" noChangeArrowheads="1"/>
+                    </pic:cNvPicPr>
+                  </pic:nvPicPr>
+                  <pic:blipFill>
+                    <a:blip r:embed="rId26" cstate="print"/>
+                    <a:srcRect/>
+                    <a:stretch>
+                      <a:fillRect/>
+                    </a:stretch>
+                  </pic:blipFill>
+                  <pic:spPr bwMode="auto">
+                    <a:xfrm>
+                      <a:off x="0" y="0"/>
+                      <a:ext cx="5332730" cy="592455"/>
+                    </a:xfrm>
+                    <a:prstGeom prst="rect">
+                      <a:avLst/>
+                    </a:prstGeom>
+                    <a:noFill/>
+                    <a:ln w="9525">
+                      <a:noFill/>
+                      <a:miter lim="800000"/>
+                      <a:headEnd/>
+                      <a:tailEnd/>
+                    </a:ln>
+                  </pic:spPr>
+                </pic:pic>
+              </a:graphicData>
+            </a:graphic>
+          </wp:inline>
+        </w:drawing>
+      </w:r>
+    </w:p>
+    <w:p>
+      <w:r>
+        <w:tab/>
+        <w:t xml:space="preserve">2) Creamos un directorio dentro y </w:t>
+      </w:r>
+      <w:r>
+        <w:t>un</w:t>
+      </w:r>
+      <w:r>
+        <w:t xml:space="preserve"> ind</w:t>
+      </w:r>
+      <w:r>
+        <w:t>ex.txt con información</w:t>
+      </w:r>
+    </w:p>
+    <w:p>
+      <w:r>
+        <w:rPr>
+          <w:noProof/>
+          <w:lang w:eastAsia="es-ES"/>
+        </w:rPr>
+        <w:lastRenderedPageBreak/>
+        <w:drawing>
+          <wp:inline distT="0" distB="0" distL="0" distR="0">
+            <wp:extent cx="5400040" cy="1368854"/>
+            <wp:effectExtent l="19050" t="0" r="0" b="0"/>
+            <wp:docPr id="43" name="Imagen 43"/>
+            <wp:cNvGraphicFramePr>
+              <a:graphicFrameLocks xmlns:a="http://schemas.openxmlformats.org/drawingml/2006/main" noChangeAspect="1"/>
+            </wp:cNvGraphicFramePr>
+            <a:graphic xmlns:a="http://schemas.openxmlformats.org/drawingml/2006/main">
+              <a:graphicData uri="http://schemas.openxmlformats.org/drawingml/2006/picture">
+                <pic:pic xmlns:pic="http://schemas.openxmlformats.org/drawingml/2006/picture">
+                  <pic:nvPicPr>
+                    <pic:cNvPr id="0" name="Picture 43"/>
+                    <pic:cNvPicPr>
+                      <a:picLocks noChangeAspect="1" noChangeArrowheads="1"/>
+                    </pic:cNvPicPr>
+                  </pic:nvPicPr>
+                  <pic:blipFill>
+                    <a:blip r:embed="rId27" cstate="print"/>
+                    <a:srcRect/>
+                    <a:stretch>
+                      <a:fillRect/>
+                    </a:stretch>
+                  </pic:blipFill>
+                  <pic:spPr bwMode="auto">
+                    <a:xfrm>
+                      <a:off x="0" y="0"/>
+                      <a:ext cx="5400040" cy="1368854"/>
+                    </a:xfrm>
+                    <a:prstGeom prst="rect">
+                      <a:avLst/>
+                    </a:prstGeom>
+                    <a:noFill/>
+                    <a:ln w="9525">
+                      <a:noFill/>
+                      <a:miter lim="800000"/>
+                      <a:headEnd/>
+                      <a:tailEnd/>
+                    </a:ln>
+                  </pic:spPr>
+                </pic:pic>
+              </a:graphicData>
+            </a:graphic>
+          </wp:inline>
+        </w:drawing>
+      </w:r>
+    </w:p>
+    <w:p>
+      <w:r>
+        <w:tab/>
+        <w:t xml:space="preserve">3) Hacemos </w:t>
+      </w:r>
+      <w:proofErr w:type="spellStart"/>
+      <w:r>
+        <w:t>commit</w:t>
+      </w:r>
+      <w:proofErr w:type="spellEnd"/>
+      <w:r>
+        <w:t xml:space="preserve"> y subimos la rama al remoto</w:t>
+      </w:r>
+      <w:r>
+        <w:rPr>
+          <w:noProof/>
+          <w:lang w:eastAsia="es-ES"/>
+        </w:rPr>
+        <w:drawing>
+          <wp:inline distT="0" distB="0" distL="0" distR="0">
+            <wp:extent cx="5400040" cy="531981"/>
+            <wp:effectExtent l="19050" t="0" r="0" b="0"/>
+            <wp:docPr id="46" name="Imagen 46"/>
+            <wp:cNvGraphicFramePr>
+              <a:graphicFrameLocks xmlns:a="http://schemas.openxmlformats.org/drawingml/2006/main" noChangeAspect="1"/>
+            </wp:cNvGraphicFramePr>
+            <a:graphic xmlns:a="http://schemas.openxmlformats.org/drawingml/2006/main">
+              <a:graphicData uri="http://schemas.openxmlformats.org/drawingml/2006/picture">
+                <pic:pic xmlns:pic="http://schemas.openxmlformats.org/drawingml/2006/picture">
+                  <pic:nvPicPr>
+                    <pic:cNvPr id="0" name="Picture 46"/>
+                    <pic:cNvPicPr>
+                      <a:picLocks noChangeAspect="1" noChangeArrowheads="1"/>
+                    </pic:cNvPicPr>
+                  </pic:nvPicPr>
+                  <pic:blipFill>
+                    <a:blip r:embed="rId28" cstate="print"/>
+                    <a:srcRect/>
+                    <a:stretch>
+                      <a:fillRect/>
+                    </a:stretch>
+                  </pic:blipFill>
+                  <pic:spPr bwMode="auto">
+                    <a:xfrm>
+                      <a:off x="0" y="0"/>
+                      <a:ext cx="5400040" cy="531981"/>
+                    </a:xfrm>
+                    <a:prstGeom prst="rect">
+                      <a:avLst/>
+                    </a:prstGeom>
+                    <a:noFill/>
+                    <a:ln w="9525">
+                      <a:noFill/>
+                      <a:miter lim="800000"/>
+                      <a:headEnd/>
+                      <a:tailEnd/>
+                    </a:ln>
+                  </pic:spPr>
+                </pic:pic>
+              </a:graphicData>
+            </a:graphic>
+          </wp:inline>
+        </w:drawing>
+      </w:r>
+      <w:r>
+        <w:rPr>
+          <w:noProof/>
+          <w:lang w:eastAsia="es-ES"/>
+        </w:rPr>
+        <w:drawing>
+          <wp:inline distT="0" distB="0" distL="0" distR="0">
+            <wp:extent cx="5400040" cy="931058"/>
+            <wp:effectExtent l="19050" t="0" r="0" b="0"/>
+            <wp:docPr id="49" name="Imagen 49"/>
+            <wp:cNvGraphicFramePr>
+              <a:graphicFrameLocks xmlns:a="http://schemas.openxmlformats.org/drawingml/2006/main" noChangeAspect="1"/>
+            </wp:cNvGraphicFramePr>
+            <a:graphic xmlns:a="http://schemas.openxmlformats.org/drawingml/2006/main">
+              <a:graphicData uri="http://schemas.openxmlformats.org/drawingml/2006/picture">
+                <pic:pic xmlns:pic="http://schemas.openxmlformats.org/drawingml/2006/picture">
+                  <pic:nvPicPr>
+                    <pic:cNvPr id="0" name="Picture 49"/>
+                    <pic:cNvPicPr>
+                      <a:picLocks noChangeAspect="1" noChangeArrowheads="1"/>
+                    </pic:cNvPicPr>
+                  </pic:nvPicPr>
+                  <pic:blipFill>
+                    <a:blip r:embed="rId29" cstate="print"/>
+                    <a:srcRect/>
+                    <a:stretch>
+                      <a:fillRect/>
+                    </a:stretch>
+                  </pic:blipFill>
+                  <pic:spPr bwMode="auto">
+                    <a:xfrm>
+                      <a:off x="0" y="0"/>
+                      <a:ext cx="5400040" cy="931058"/>
+                    </a:xfrm>
+                    <a:prstGeom prst="rect">
+                      <a:avLst/>
+                    </a:prstGeom>
+                    <a:noFill/>
+                    <a:ln w="9525">
+                      <a:noFill/>
+                      <a:miter lim="800000"/>
+                      <a:headEnd/>
+                      <a:tailEnd/>
+                    </a:ln>
+                  </pic:spPr>
+                </pic:pic>
+              </a:graphicData>
+            </a:graphic>
+          </wp:inline>
+        </w:drawing>
+      </w:r>
+    </w:p>
+    <w:p>
+      <w:r>
+        <w:t xml:space="preserve">b) Sincronizamos con la rama </w:t>
+      </w:r>
+      <w:proofErr w:type="spellStart"/>
+      <w:r>
+        <w:t>master</w:t>
+      </w:r>
+      <w:proofErr w:type="spellEnd"/>
+      <w:r>
+        <w:rPr>
+          <w:noProof/>
+          <w:lang w:eastAsia="es-ES"/>
+        </w:rPr>
+        <w:drawing>
+          <wp:inline distT="0" distB="0" distL="0" distR="0">
+            <wp:extent cx="5400040" cy="503643"/>
+            <wp:effectExtent l="19050" t="0" r="0" b="0"/>
+            <wp:docPr id="52" name="Imagen 52"/>
+            <wp:cNvGraphicFramePr>
+              <a:graphicFrameLocks xmlns:a="http://schemas.openxmlformats.org/drawingml/2006/main" noChangeAspect="1"/>
+            </wp:cNvGraphicFramePr>
+            <a:graphic xmlns:a="http://schemas.openxmlformats.org/drawingml/2006/main">
+              <a:graphicData uri="http://schemas.openxmlformats.org/drawingml/2006/picture">
+                <pic:pic xmlns:pic="http://schemas.openxmlformats.org/drawingml/2006/picture">
+                  <pic:nvPicPr>
+                    <pic:cNvPr id="0" name="Picture 52"/>
+                    <pic:cNvPicPr>
+                      <a:picLocks noChangeAspect="1" noChangeArrowheads="1"/>
+                    </pic:cNvPicPr>
+                  </pic:nvPicPr>
+                  <pic:blipFill>
+                    <a:blip r:embed="rId30" cstate="print"/>
+                    <a:srcRect/>
+                    <a:stretch>
+                      <a:fillRect/>
+                    </a:stretch>
+                  </pic:blipFill>
+                  <pic:spPr bwMode="auto">
+                    <a:xfrm>
+                      <a:off x="0" y="0"/>
+                      <a:ext cx="5400040" cy="503643"/>
+                    </a:xfrm>
+                    <a:prstGeom prst="rect">
+                      <a:avLst/>
+                    </a:prstGeom>
+                    <a:noFill/>
+                    <a:ln w="9525">
+                      <a:noFill/>
+                      <a:miter lim="800000"/>
+                      <a:headEnd/>
+                      <a:tailEnd/>
+                    </a:ln>
+                  </pic:spPr>
+                </pic:pic>
+              </a:graphicData>
+            </a:graphic>
+          </wp:inline>
+        </w:drawing>
+      </w:r>
+    </w:p>
+    <w:p>
+      <w:r>
+        <w:tab/>
+        <w:t xml:space="preserve">1)Actualizamos la rama </w:t>
+      </w:r>
+      <w:proofErr w:type="spellStart"/>
+      <w:r>
+        <w:t>master</w:t>
+      </w:r>
+      <w:proofErr w:type="spellEnd"/>
+      <w:r>
+        <w:t xml:space="preserve"> desde remoto</w:t>
+      </w:r>
+    </w:p>
     <w:sectPr>
       <w:pgSz w:w="11906" w:h="16838"/>
       <w:pgMar w:top="1417" w:right="1701" w:bottom="1417" w:left="1701" w:header="708" w:footer="708" w:gutter="0"/>
@@ -986,6 +2207,17 @@
       <w:sz w:val="16"/>
       <w:szCs w:val="16"/>
     </w:rPr>
+  </w:style>
+  <w:style w:type="paragraph" w:styleId="Prrafodelista">
+    <w:name w:val="List Paragraph"/>
+    <w:basedOn w:val="Normal"/>
+    <w:uiPriority w:val="34"/>
+    <w:qFormat/>
+    <w:rsid w:val="00981422"/>
+    <w:pPr>
+      <w:ind w:left="720"/>
+      <w:contextualSpacing/>
+    </w:pPr>
   </w:style>
 </w:styles>
 </file>

--- a/Despliegue/UD_06/RA6_ControlDeVersiones_Despliegue.docx
+++ b/Despliegue/UD_06/RA6_ControlDeVersiones_Despliegue.docx
@@ -531,12 +531,10 @@
         <w:t xml:space="preserve"> y el directorio de trabajo, añadimos el </w:t>
       </w:r>
       <w:proofErr w:type="spellStart"/>
-      <w:proofErr w:type="gramStart"/>
       <w:r>
         <w:t>index</w:t>
       </w:r>
       <w:proofErr w:type="spellEnd"/>
-      <w:proofErr w:type="gramEnd"/>
       <w:r>
         <w:t xml:space="preserve"> b al </w:t>
       </w:r>
@@ -1674,17 +1672,17 @@
         </w:rPr>
         <w:drawing>
           <wp:inline distT="0" distB="0" distL="0" distR="0">
-            <wp:extent cx="5332730" cy="592455"/>
-            <wp:effectExtent l="19050" t="0" r="1270" b="0"/>
-            <wp:docPr id="40" name="Imagen 40"/>
-            <wp:cNvGraphicFramePr>
-              <a:graphicFrameLocks xmlns:a="http://schemas.openxmlformats.org/drawingml/2006/main" noChangeAspect="1"/>
-            </wp:cNvGraphicFramePr>
-            <a:graphic xmlns:a="http://schemas.openxmlformats.org/drawingml/2006/main">
-              <a:graphicData uri="http://schemas.openxmlformats.org/drawingml/2006/picture">
-                <pic:pic xmlns:pic="http://schemas.openxmlformats.org/drawingml/2006/picture">
-                  <pic:nvPicPr>
-                    <pic:cNvPr id="0" name="Picture 40"/>
+            <wp:extent cx="5400040" cy="347617"/>
+            <wp:effectExtent l="19050" t="0" r="0" b="0"/>
+            <wp:docPr id="15" name="Imagen 1"/>
+            <wp:cNvGraphicFramePr>
+              <a:graphicFrameLocks xmlns:a="http://schemas.openxmlformats.org/drawingml/2006/main" noChangeAspect="1"/>
+            </wp:cNvGraphicFramePr>
+            <a:graphic xmlns:a="http://schemas.openxmlformats.org/drawingml/2006/main">
+              <a:graphicData uri="http://schemas.openxmlformats.org/drawingml/2006/picture">
+                <pic:pic xmlns:pic="http://schemas.openxmlformats.org/drawingml/2006/picture">
+                  <pic:nvPicPr>
+                    <pic:cNvPr id="0" name="Picture 1"/>
                     <pic:cNvPicPr>
                       <a:picLocks noChangeAspect="1" noChangeArrowheads="1"/>
                     </pic:cNvPicPr>
@@ -1699,28 +1697,29 @@
                   <pic:spPr bwMode="auto">
                     <a:xfrm>
                       <a:off x="0" y="0"/>
-                      <a:ext cx="5332730" cy="592455"/>
-                    </a:xfrm>
-                    <a:prstGeom prst="rect">
-                      <a:avLst/>
-                    </a:prstGeom>
-                    <a:noFill/>
-                    <a:ln w="9525">
-                      <a:noFill/>
-                      <a:miter lim="800000"/>
-                      <a:headEnd/>
-                      <a:tailEnd/>
-                    </a:ln>
-                  </pic:spPr>
-                </pic:pic>
-              </a:graphicData>
-            </a:graphic>
-          </wp:inline>
-        </w:drawing>
-      </w:r>
-    </w:p>
-    <w:p>
-      <w:r>
+                      <a:ext cx="5400040" cy="347617"/>
+                    </a:xfrm>
+                    <a:prstGeom prst="rect">
+                      <a:avLst/>
+                    </a:prstGeom>
+                    <a:noFill/>
+                    <a:ln w="9525">
+                      <a:noFill/>
+                      <a:miter lim="800000"/>
+                      <a:headEnd/>
+                      <a:tailEnd/>
+                    </a:ln>
+                  </pic:spPr>
+                </pic:pic>
+              </a:graphicData>
+            </a:graphic>
+          </wp:inline>
+        </w:drawing>
+      </w:r>
+    </w:p>
+    <w:p>
+      <w:r>
+        <w:lastRenderedPageBreak/>
         <w:tab/>
         <w:t xml:space="preserve">2) Creamos un directorio dentro y </w:t>
       </w:r>
@@ -1733,27 +1732,24 @@
       <w:r>
         <w:t>ex.txt con información</w:t>
       </w:r>
-    </w:p>
-    <w:p>
-      <w:r>
-        <w:rPr>
-          <w:noProof/>
-          <w:lang w:eastAsia="es-ES"/>
-        </w:rPr>
-        <w:lastRenderedPageBreak/>
-        <w:drawing>
-          <wp:inline distT="0" distB="0" distL="0" distR="0">
-            <wp:extent cx="5400040" cy="1368854"/>
+      <w:r>
+        <w:rPr>
+          <w:noProof/>
+          <w:lang w:eastAsia="es-ES"/>
+        </w:rPr>
+        <w:drawing>
+          <wp:inline distT="0" distB="0" distL="0" distR="0">
+            <wp:extent cx="5400040" cy="2895582"/>
             <wp:effectExtent l="19050" t="0" r="0" b="0"/>
-            <wp:docPr id="43" name="Imagen 43"/>
-            <wp:cNvGraphicFramePr>
-              <a:graphicFrameLocks xmlns:a="http://schemas.openxmlformats.org/drawingml/2006/main" noChangeAspect="1"/>
-            </wp:cNvGraphicFramePr>
-            <a:graphic xmlns:a="http://schemas.openxmlformats.org/drawingml/2006/main">
-              <a:graphicData uri="http://schemas.openxmlformats.org/drawingml/2006/picture">
-                <pic:pic xmlns:pic="http://schemas.openxmlformats.org/drawingml/2006/picture">
-                  <pic:nvPicPr>
-                    <pic:cNvPr id="0" name="Picture 43"/>
+            <wp:docPr id="17" name="Imagen 4"/>
+            <wp:cNvGraphicFramePr>
+              <a:graphicFrameLocks xmlns:a="http://schemas.openxmlformats.org/drawingml/2006/main" noChangeAspect="1"/>
+            </wp:cNvGraphicFramePr>
+            <a:graphic xmlns:a="http://schemas.openxmlformats.org/drawingml/2006/main">
+              <a:graphicData uri="http://schemas.openxmlformats.org/drawingml/2006/picture">
+                <pic:pic xmlns:pic="http://schemas.openxmlformats.org/drawingml/2006/picture">
+                  <pic:nvPicPr>
+                    <pic:cNvPr id="0" name="Picture 4"/>
                     <pic:cNvPicPr>
                       <a:picLocks noChangeAspect="1" noChangeArrowheads="1"/>
                     </pic:cNvPicPr>
@@ -1768,7 +1764,7 @@
                   <pic:spPr bwMode="auto">
                     <a:xfrm>
                       <a:off x="0" y="0"/>
-                      <a:ext cx="5400040" cy="1368854"/>
+                      <a:ext cx="5400040" cy="2895582"/>
                     </a:xfrm>
                     <a:prstGeom prst="rect">
                       <a:avLst/>
@@ -1808,17 +1804,17 @@
         </w:rPr>
         <w:drawing>
           <wp:inline distT="0" distB="0" distL="0" distR="0">
-            <wp:extent cx="5400040" cy="531981"/>
+            <wp:extent cx="5400040" cy="1415720"/>
             <wp:effectExtent l="19050" t="0" r="0" b="0"/>
-            <wp:docPr id="46" name="Imagen 46"/>
-            <wp:cNvGraphicFramePr>
-              <a:graphicFrameLocks xmlns:a="http://schemas.openxmlformats.org/drawingml/2006/main" noChangeAspect="1"/>
-            </wp:cNvGraphicFramePr>
-            <a:graphic xmlns:a="http://schemas.openxmlformats.org/drawingml/2006/main">
-              <a:graphicData uri="http://schemas.openxmlformats.org/drawingml/2006/picture">
-                <pic:pic xmlns:pic="http://schemas.openxmlformats.org/drawingml/2006/picture">
-                  <pic:nvPicPr>
-                    <pic:cNvPr id="0" name="Picture 46"/>
+            <wp:docPr id="18" name="Imagen 7"/>
+            <wp:cNvGraphicFramePr>
+              <a:graphicFrameLocks xmlns:a="http://schemas.openxmlformats.org/drawingml/2006/main" noChangeAspect="1"/>
+            </wp:cNvGraphicFramePr>
+            <a:graphic xmlns:a="http://schemas.openxmlformats.org/drawingml/2006/main">
+              <a:graphicData uri="http://schemas.openxmlformats.org/drawingml/2006/picture">
+                <pic:pic xmlns:pic="http://schemas.openxmlformats.org/drawingml/2006/picture">
+                  <pic:nvPicPr>
+                    <pic:cNvPr id="0" name="Picture 7"/>
                     <pic:cNvPicPr>
                       <a:picLocks noChangeAspect="1" noChangeArrowheads="1"/>
                     </pic:cNvPicPr>
@@ -1833,43 +1829,43 @@
                   <pic:spPr bwMode="auto">
                     <a:xfrm>
                       <a:off x="0" y="0"/>
-                      <a:ext cx="5400040" cy="531981"/>
-                    </a:xfrm>
-                    <a:prstGeom prst="rect">
-                      <a:avLst/>
-                    </a:prstGeom>
-                    <a:noFill/>
-                    <a:ln w="9525">
-                      <a:noFill/>
-                      <a:miter lim="800000"/>
-                      <a:headEnd/>
-                      <a:tailEnd/>
-                    </a:ln>
-                  </pic:spPr>
-                </pic:pic>
-              </a:graphicData>
-            </a:graphic>
-          </wp:inline>
-        </w:drawing>
-      </w:r>
-      <w:r>
-        <w:rPr>
-          <w:noProof/>
-          <w:lang w:eastAsia="es-ES"/>
-        </w:rPr>
-        <w:drawing>
-          <wp:inline distT="0" distB="0" distL="0" distR="0">
-            <wp:extent cx="5400040" cy="931058"/>
+                      <a:ext cx="5400040" cy="1415720"/>
+                    </a:xfrm>
+                    <a:prstGeom prst="rect">
+                      <a:avLst/>
+                    </a:prstGeom>
+                    <a:noFill/>
+                    <a:ln w="9525">
+                      <a:noFill/>
+                      <a:miter lim="800000"/>
+                      <a:headEnd/>
+                      <a:tailEnd/>
+                    </a:ln>
+                  </pic:spPr>
+                </pic:pic>
+              </a:graphicData>
+            </a:graphic>
+          </wp:inline>
+        </w:drawing>
+      </w:r>
+      <w:r>
+        <w:rPr>
+          <w:noProof/>
+          <w:lang w:eastAsia="es-ES"/>
+        </w:rPr>
+        <w:drawing>
+          <wp:inline distT="0" distB="0" distL="0" distR="0">
+            <wp:extent cx="5400040" cy="506825"/>
             <wp:effectExtent l="19050" t="0" r="0" b="0"/>
-            <wp:docPr id="49" name="Imagen 49"/>
-            <wp:cNvGraphicFramePr>
-              <a:graphicFrameLocks xmlns:a="http://schemas.openxmlformats.org/drawingml/2006/main" noChangeAspect="1"/>
-            </wp:cNvGraphicFramePr>
-            <a:graphic xmlns:a="http://schemas.openxmlformats.org/drawingml/2006/main">
-              <a:graphicData uri="http://schemas.openxmlformats.org/drawingml/2006/picture">
-                <pic:pic xmlns:pic="http://schemas.openxmlformats.org/drawingml/2006/picture">
-                  <pic:nvPicPr>
-                    <pic:cNvPr id="0" name="Picture 49"/>
+            <wp:docPr id="20" name="Imagen 10"/>
+            <wp:cNvGraphicFramePr>
+              <a:graphicFrameLocks xmlns:a="http://schemas.openxmlformats.org/drawingml/2006/main" noChangeAspect="1"/>
+            </wp:cNvGraphicFramePr>
+            <a:graphic xmlns:a="http://schemas.openxmlformats.org/drawingml/2006/main">
+              <a:graphicData uri="http://schemas.openxmlformats.org/drawingml/2006/picture">
+                <pic:pic xmlns:pic="http://schemas.openxmlformats.org/drawingml/2006/picture">
+                  <pic:nvPicPr>
+                    <pic:cNvPr id="0" name="Picture 10"/>
                     <pic:cNvPicPr>
                       <a:picLocks noChangeAspect="1" noChangeArrowheads="1"/>
                     </pic:cNvPicPr>
@@ -1884,7 +1880,7 @@
                   <pic:spPr bwMode="auto">
                     <a:xfrm>
                       <a:off x="0" y="0"/>
-                      <a:ext cx="5400040" cy="931058"/>
+                      <a:ext cx="5400040" cy="506825"/>
                     </a:xfrm>
                     <a:prstGeom prst="rect">
                       <a:avLst/>
@@ -1910,27 +1906,27 @@
       </w:r>
       <w:proofErr w:type="spellStart"/>
       <w:r>
-        <w:t>master</w:t>
-      </w:r>
-      <w:proofErr w:type="spellEnd"/>
-      <w:r>
-        <w:rPr>
-          <w:noProof/>
-          <w:lang w:eastAsia="es-ES"/>
-        </w:rPr>
-        <w:drawing>
-          <wp:inline distT="0" distB="0" distL="0" distR="0">
-            <wp:extent cx="5400040" cy="503643"/>
+        <w:t>main</w:t>
+      </w:r>
+      <w:proofErr w:type="spellEnd"/>
+      <w:r>
+        <w:rPr>
+          <w:noProof/>
+          <w:lang w:eastAsia="es-ES"/>
+        </w:rPr>
+        <w:drawing>
+          <wp:inline distT="0" distB="0" distL="0" distR="0">
+            <wp:extent cx="5400040" cy="1496680"/>
             <wp:effectExtent l="19050" t="0" r="0" b="0"/>
-            <wp:docPr id="52" name="Imagen 52"/>
-            <wp:cNvGraphicFramePr>
-              <a:graphicFrameLocks xmlns:a="http://schemas.openxmlformats.org/drawingml/2006/main" noChangeAspect="1"/>
-            </wp:cNvGraphicFramePr>
-            <a:graphic xmlns:a="http://schemas.openxmlformats.org/drawingml/2006/main">
-              <a:graphicData uri="http://schemas.openxmlformats.org/drawingml/2006/picture">
-                <pic:pic xmlns:pic="http://schemas.openxmlformats.org/drawingml/2006/picture">
-                  <pic:nvPicPr>
-                    <pic:cNvPr id="0" name="Picture 52"/>
+            <wp:docPr id="21" name="Imagen 13"/>
+            <wp:cNvGraphicFramePr>
+              <a:graphicFrameLocks xmlns:a="http://schemas.openxmlformats.org/drawingml/2006/main" noChangeAspect="1"/>
+            </wp:cNvGraphicFramePr>
+            <a:graphic xmlns:a="http://schemas.openxmlformats.org/drawingml/2006/main">
+              <a:graphicData uri="http://schemas.openxmlformats.org/drawingml/2006/picture">
+                <pic:pic xmlns:pic="http://schemas.openxmlformats.org/drawingml/2006/picture">
+                  <pic:nvPicPr>
+                    <pic:cNvPr id="0" name="Picture 13"/>
                     <pic:cNvPicPr>
                       <a:picLocks noChangeAspect="1" noChangeArrowheads="1"/>
                     </pic:cNvPicPr>
@@ -1945,40 +1941,204 @@
                   <pic:spPr bwMode="auto">
                     <a:xfrm>
                       <a:off x="0" y="0"/>
-                      <a:ext cx="5400040" cy="503643"/>
-                    </a:xfrm>
-                    <a:prstGeom prst="rect">
-                      <a:avLst/>
-                    </a:prstGeom>
-                    <a:noFill/>
-                    <a:ln w="9525">
-                      <a:noFill/>
-                      <a:miter lim="800000"/>
-                      <a:headEnd/>
-                      <a:tailEnd/>
-                    </a:ln>
-                  </pic:spPr>
-                </pic:pic>
-              </a:graphicData>
-            </a:graphic>
-          </wp:inline>
-        </w:drawing>
-      </w:r>
-    </w:p>
-    <w:p>
-      <w:r>
+                      <a:ext cx="5400040" cy="1496680"/>
+                    </a:xfrm>
+                    <a:prstGeom prst="rect">
+                      <a:avLst/>
+                    </a:prstGeom>
+                    <a:noFill/>
+                    <a:ln w="9525">
+                      <a:noFill/>
+                      <a:miter lim="800000"/>
+                      <a:headEnd/>
+                      <a:tailEnd/>
+                    </a:ln>
+                  </pic:spPr>
+                </pic:pic>
+              </a:graphicData>
+            </a:graphic>
+          </wp:inline>
+        </w:drawing>
+      </w:r>
+    </w:p>
+    <w:p>
+      <w:r>
+        <w:lastRenderedPageBreak/>
         <w:tab/>
-        <w:t xml:space="preserve">1)Actualizamos la rama </w:t>
-      </w:r>
-      <w:proofErr w:type="spellStart"/>
-      <w:r>
-        <w:t>master</w:t>
+        <w:t>1)</w:t>
+      </w:r>
+      <w:r>
+        <w:t xml:space="preserve"> </w:t>
+      </w:r>
+      <w:r>
+        <w:t xml:space="preserve">Actualizamos la rama </w:t>
+      </w:r>
+      <w:proofErr w:type="spellStart"/>
+      <w:r>
+        <w:t>main</w:t>
       </w:r>
       <w:proofErr w:type="spellEnd"/>
       <w:r>
         <w:t xml:space="preserve"> desde remoto</w:t>
       </w:r>
-    </w:p>
+      <w:r>
+        <w:t xml:space="preserve"> con </w:t>
+      </w:r>
+      <w:proofErr w:type="spellStart"/>
+      <w:r>
+        <w:t>git</w:t>
+      </w:r>
+      <w:proofErr w:type="spellEnd"/>
+      <w:r>
+        <w:t xml:space="preserve"> </w:t>
+      </w:r>
+      <w:proofErr w:type="spellStart"/>
+      <w:r>
+        <w:t>pull</w:t>
+      </w:r>
+      <w:proofErr w:type="spellEnd"/>
+      <w:r>
+        <w:t xml:space="preserve"> </w:t>
+      </w:r>
+      <w:proofErr w:type="spellStart"/>
+      <w:r>
+        <w:t>origin</w:t>
+      </w:r>
+      <w:proofErr w:type="spellEnd"/>
+      <w:r>
+        <w:t xml:space="preserve"> </w:t>
+      </w:r>
+      <w:proofErr w:type="spellStart"/>
+      <w:r>
+        <w:t>main</w:t>
+      </w:r>
+      <w:proofErr w:type="spellEnd"/>
+      <w:r>
+        <w:t xml:space="preserve"> </w:t>
+      </w:r>
+      <w:r>
+        <w:rPr>
+          <w:noProof/>
+          <w:lang w:eastAsia="es-ES"/>
+        </w:rPr>
+        <w:drawing>
+          <wp:inline distT="0" distB="0" distL="0" distR="0">
+            <wp:extent cx="4428591" cy="2682560"/>
+            <wp:effectExtent l="19050" t="0" r="0" b="0"/>
+            <wp:docPr id="23" name="Imagen 16"/>
+            <wp:cNvGraphicFramePr>
+              <a:graphicFrameLocks xmlns:a="http://schemas.openxmlformats.org/drawingml/2006/main" noChangeAspect="1"/>
+            </wp:cNvGraphicFramePr>
+            <a:graphic xmlns:a="http://schemas.openxmlformats.org/drawingml/2006/main">
+              <a:graphicData uri="http://schemas.openxmlformats.org/drawingml/2006/picture">
+                <pic:pic xmlns:pic="http://schemas.openxmlformats.org/drawingml/2006/picture">
+                  <pic:nvPicPr>
+                    <pic:cNvPr id="0" name="Picture 16"/>
+                    <pic:cNvPicPr>
+                      <a:picLocks noChangeAspect="1" noChangeArrowheads="1"/>
+                    </pic:cNvPicPr>
+                  </pic:nvPicPr>
+                  <pic:blipFill>
+                    <a:blip r:embed="rId31" cstate="print"/>
+                    <a:srcRect/>
+                    <a:stretch>
+                      <a:fillRect/>
+                    </a:stretch>
+                  </pic:blipFill>
+                  <pic:spPr bwMode="auto">
+                    <a:xfrm>
+                      <a:off x="0" y="0"/>
+                      <a:ext cx="4428261" cy="2682360"/>
+                    </a:xfrm>
+                    <a:prstGeom prst="rect">
+                      <a:avLst/>
+                    </a:prstGeom>
+                    <a:noFill/>
+                    <a:ln w="9525">
+                      <a:noFill/>
+                      <a:miter lim="800000"/>
+                      <a:headEnd/>
+                      <a:tailEnd/>
+                    </a:ln>
+                  </pic:spPr>
+                </pic:pic>
+              </a:graphicData>
+            </a:graphic>
+          </wp:inline>
+        </w:drawing>
+      </w:r>
+    </w:p>
+    <w:p>
+      <w:r>
+        <w:tab/>
+        <w:t xml:space="preserve">2) Comprobamos qué cambios hay después de actualizar la rama </w:t>
+      </w:r>
+      <w:proofErr w:type="spellStart"/>
+      <w:r>
+        <w:t>main</w:t>
+      </w:r>
+      <w:proofErr w:type="spellEnd"/>
+      <w:r>
+        <w:t xml:space="preserve"> </w:t>
+      </w:r>
+      <w:r>
+        <w:rPr>
+          <w:noProof/>
+          <w:lang w:eastAsia="es-ES"/>
+        </w:rPr>
+        <w:drawing>
+          <wp:inline distT="0" distB="0" distL="0" distR="0">
+            <wp:extent cx="5400040" cy="992323"/>
+            <wp:effectExtent l="19050" t="0" r="0" b="0"/>
+            <wp:docPr id="24" name="Imagen 19"/>
+            <wp:cNvGraphicFramePr>
+              <a:graphicFrameLocks xmlns:a="http://schemas.openxmlformats.org/drawingml/2006/main" noChangeAspect="1"/>
+            </wp:cNvGraphicFramePr>
+            <a:graphic xmlns:a="http://schemas.openxmlformats.org/drawingml/2006/main">
+              <a:graphicData uri="http://schemas.openxmlformats.org/drawingml/2006/picture">
+                <pic:pic xmlns:pic="http://schemas.openxmlformats.org/drawingml/2006/picture">
+                  <pic:nvPicPr>
+                    <pic:cNvPr id="0" name="Picture 19"/>
+                    <pic:cNvPicPr>
+                      <a:picLocks noChangeAspect="1" noChangeArrowheads="1"/>
+                    </pic:cNvPicPr>
+                  </pic:nvPicPr>
+                  <pic:blipFill>
+                    <a:blip r:embed="rId32" cstate="print"/>
+                    <a:srcRect/>
+                    <a:stretch>
+                      <a:fillRect/>
+                    </a:stretch>
+                  </pic:blipFill>
+                  <pic:spPr bwMode="auto">
+                    <a:xfrm>
+                      <a:off x="0" y="0"/>
+                      <a:ext cx="5400040" cy="992323"/>
+                    </a:xfrm>
+                    <a:prstGeom prst="rect">
+                      <a:avLst/>
+                    </a:prstGeom>
+                    <a:noFill/>
+                    <a:ln w="9525">
+                      <a:noFill/>
+                      <a:miter lim="800000"/>
+                      <a:headEnd/>
+                      <a:tailEnd/>
+                    </a:ln>
+                  </pic:spPr>
+                </pic:pic>
+              </a:graphicData>
+            </a:graphic>
+          </wp:inline>
+        </w:drawing>
+      </w:r>
+    </w:p>
+    <w:p>
+      <w:r>
+        <w:tab/>
+      </w:r>
+    </w:p>
+    <w:p/>
     <w:sectPr>
       <w:pgSz w:w="11906" w:h="16838"/>
       <w:pgMar w:top="1417" w:right="1701" w:bottom="1417" w:left="1701" w:header="708" w:footer="708" w:gutter="0"/>

--- a/Despliegue/UD_06/RA6_ControlDeVersiones_Despliegue.docx
+++ b/Despliegue/UD_06/RA6_ControlDeVersiones_Despliegue.docx
@@ -433,6 +433,9 @@
         <w:t>index</w:t>
       </w:r>
       <w:proofErr w:type="spellEnd"/>
+      <w:r>
+        <w:t xml:space="preserve"> y hacemos el d) a la vez.</w:t>
+      </w:r>
     </w:p>
     <w:p>
       <w:r>
@@ -2135,10 +2138,1156 @@
     </w:p>
     <w:p>
       <w:r>
+        <w:t xml:space="preserve">d) </w:t>
+      </w:r>
+      <w:proofErr w:type="spellStart"/>
+      <w:r>
+        <w:t>Merge</w:t>
+      </w:r>
+      <w:proofErr w:type="spellEnd"/>
+      <w:r>
+        <w:t xml:space="preserve"> + conflictos</w:t>
+      </w:r>
+    </w:p>
+    <w:p>
+      <w:r>
         <w:tab/>
+        <w:t xml:space="preserve">1) </w:t>
+      </w:r>
+      <w:r>
+        <w:t>Creamos otra rama para crear conflictos</w:t>
+      </w:r>
+      <w:r>
+        <w:rPr>
+          <w:noProof/>
+          <w:lang w:eastAsia="es-ES"/>
+        </w:rPr>
+        <w:drawing>
+          <wp:inline distT="0" distB="0" distL="0" distR="0">
+            <wp:extent cx="5400040" cy="916404"/>
+            <wp:effectExtent l="19050" t="0" r="0" b="0"/>
+            <wp:docPr id="35" name="Imagen 4"/>
+            <wp:cNvGraphicFramePr>
+              <a:graphicFrameLocks xmlns:a="http://schemas.openxmlformats.org/drawingml/2006/main" noChangeAspect="1"/>
+            </wp:cNvGraphicFramePr>
+            <a:graphic xmlns:a="http://schemas.openxmlformats.org/drawingml/2006/main">
+              <a:graphicData uri="http://schemas.openxmlformats.org/drawingml/2006/picture">
+                <pic:pic xmlns:pic="http://schemas.openxmlformats.org/drawingml/2006/picture">
+                  <pic:nvPicPr>
+                    <pic:cNvPr id="0" name="Picture 4"/>
+                    <pic:cNvPicPr>
+                      <a:picLocks noChangeAspect="1" noChangeArrowheads="1"/>
+                    </pic:cNvPicPr>
+                  </pic:nvPicPr>
+                  <pic:blipFill>
+                    <a:blip r:embed="rId33" cstate="print"/>
+                    <a:srcRect/>
+                    <a:stretch>
+                      <a:fillRect/>
+                    </a:stretch>
+                  </pic:blipFill>
+                  <pic:spPr bwMode="auto">
+                    <a:xfrm>
+                      <a:off x="0" y="0"/>
+                      <a:ext cx="5400040" cy="916404"/>
+                    </a:xfrm>
+                    <a:prstGeom prst="rect">
+                      <a:avLst/>
+                    </a:prstGeom>
+                    <a:noFill/>
+                    <a:ln w="9525">
+                      <a:noFill/>
+                      <a:miter lim="800000"/>
+                      <a:headEnd/>
+                      <a:tailEnd/>
+                    </a:ln>
+                  </pic:spPr>
+                </pic:pic>
+              </a:graphicData>
+            </a:graphic>
+          </wp:inline>
+        </w:drawing>
+      </w:r>
+    </w:p>
+    <w:p>
+      <w:r>
+        <w:tab/>
+        <w:t>2) Creamos el archivo htmlcss2.jpg y el archivo ejercicio2.html</w:t>
+      </w:r>
+      <w:r>
+        <w:t xml:space="preserve"> y los añadimos al </w:t>
+      </w:r>
+      <w:proofErr w:type="spellStart"/>
+      <w:r>
+        <w:t>stage</w:t>
+      </w:r>
+      <w:proofErr w:type="spellEnd"/>
+      <w:r>
+        <w:t xml:space="preserve"> </w:t>
+      </w:r>
+      <w:proofErr w:type="spellStart"/>
+      <w:r>
+        <w:t>area</w:t>
+      </w:r>
+      <w:proofErr w:type="spellEnd"/>
+    </w:p>
+    <w:p>
+      <w:r>
+        <w:rPr>
+          <w:noProof/>
+          <w:lang w:eastAsia="es-ES"/>
+        </w:rPr>
+        <w:drawing>
+          <wp:inline distT="0" distB="0" distL="0" distR="0">
+            <wp:extent cx="4459605" cy="1837690"/>
+            <wp:effectExtent l="19050" t="0" r="0" b="0"/>
+            <wp:docPr id="36" name="Imagen 7"/>
+            <wp:cNvGraphicFramePr>
+              <a:graphicFrameLocks xmlns:a="http://schemas.openxmlformats.org/drawingml/2006/main" noChangeAspect="1"/>
+            </wp:cNvGraphicFramePr>
+            <a:graphic xmlns:a="http://schemas.openxmlformats.org/drawingml/2006/main">
+              <a:graphicData uri="http://schemas.openxmlformats.org/drawingml/2006/picture">
+                <pic:pic xmlns:pic="http://schemas.openxmlformats.org/drawingml/2006/picture">
+                  <pic:nvPicPr>
+                    <pic:cNvPr id="0" name="Picture 7"/>
+                    <pic:cNvPicPr>
+                      <a:picLocks noChangeAspect="1" noChangeArrowheads="1"/>
+                    </pic:cNvPicPr>
+                  </pic:nvPicPr>
+                  <pic:blipFill>
+                    <a:blip r:embed="rId34" cstate="print"/>
+                    <a:srcRect/>
+                    <a:stretch>
+                      <a:fillRect/>
+                    </a:stretch>
+                  </pic:blipFill>
+                  <pic:spPr bwMode="auto">
+                    <a:xfrm>
+                      <a:off x="0" y="0"/>
+                      <a:ext cx="4459605" cy="1837690"/>
+                    </a:xfrm>
+                    <a:prstGeom prst="rect">
+                      <a:avLst/>
+                    </a:prstGeom>
+                    <a:noFill/>
+                    <a:ln w="9525">
+                      <a:noFill/>
+                      <a:miter lim="800000"/>
+                      <a:headEnd/>
+                      <a:tailEnd/>
+                    </a:ln>
+                  </pic:spPr>
+                </pic:pic>
+              </a:graphicData>
+            </a:graphic>
+          </wp:inline>
+        </w:drawing>
+      </w:r>
+    </w:p>
+    <w:p>
+      <w:r>
+        <w:tab/>
+      </w:r>
+    </w:p>
+    <w:p>
+      <w:r>
+        <w:lastRenderedPageBreak/>
+        <w:tab/>
+        <w:t>3) Nos cambiamos a la rama funcionalidad y modificamos el archivo ejercicio2.html</w:t>
+      </w:r>
+      <w:r>
+        <w:t xml:space="preserve"> </w:t>
+      </w:r>
+      <w:r>
+        <w:rPr>
+          <w:noProof/>
+          <w:lang w:eastAsia="es-ES"/>
+        </w:rPr>
+        <w:drawing>
+          <wp:inline distT="0" distB="0" distL="0" distR="0">
+            <wp:extent cx="3657600" cy="1716405"/>
+            <wp:effectExtent l="19050" t="0" r="0" b="0"/>
+            <wp:docPr id="38" name="Imagen 10"/>
+            <wp:cNvGraphicFramePr>
+              <a:graphicFrameLocks xmlns:a="http://schemas.openxmlformats.org/drawingml/2006/main" noChangeAspect="1"/>
+            </wp:cNvGraphicFramePr>
+            <a:graphic xmlns:a="http://schemas.openxmlformats.org/drawingml/2006/main">
+              <a:graphicData uri="http://schemas.openxmlformats.org/drawingml/2006/picture">
+                <pic:pic xmlns:pic="http://schemas.openxmlformats.org/drawingml/2006/picture">
+                  <pic:nvPicPr>
+                    <pic:cNvPr id="0" name="Picture 10"/>
+                    <pic:cNvPicPr>
+                      <a:picLocks noChangeAspect="1" noChangeArrowheads="1"/>
+                    </pic:cNvPicPr>
+                  </pic:nvPicPr>
+                  <pic:blipFill>
+                    <a:blip r:embed="rId35" cstate="print"/>
+                    <a:srcRect/>
+                    <a:stretch>
+                      <a:fillRect/>
+                    </a:stretch>
+                  </pic:blipFill>
+                  <pic:spPr bwMode="auto">
+                    <a:xfrm>
+                      <a:off x="0" y="0"/>
+                      <a:ext cx="3657600" cy="1716405"/>
+                    </a:xfrm>
+                    <a:prstGeom prst="rect">
+                      <a:avLst/>
+                    </a:prstGeom>
+                    <a:noFill/>
+                    <a:ln w="9525">
+                      <a:noFill/>
+                      <a:miter lim="800000"/>
+                      <a:headEnd/>
+                      <a:tailEnd/>
+                    </a:ln>
+                  </pic:spPr>
+                </pic:pic>
+              </a:graphicData>
+            </a:graphic>
+          </wp:inline>
+        </w:drawing>
+      </w:r>
+    </w:p>
+    <w:p>
+      <w:r>
+        <w:tab/>
+        <w:t xml:space="preserve">4) Añadimos ambos al </w:t>
+      </w:r>
+      <w:proofErr w:type="spellStart"/>
+      <w:r>
+        <w:t>stage</w:t>
+      </w:r>
+      <w:proofErr w:type="spellEnd"/>
+      <w:r>
+        <w:t xml:space="preserve"> </w:t>
+      </w:r>
+      <w:proofErr w:type="spellStart"/>
+      <w:r>
+        <w:t>area</w:t>
+      </w:r>
+      <w:proofErr w:type="spellEnd"/>
+      <w:r>
+        <w:rPr>
+          <w:noProof/>
+          <w:lang w:eastAsia="es-ES"/>
+        </w:rPr>
+        <w:drawing>
+          <wp:inline distT="0" distB="0" distL="0" distR="0">
+            <wp:extent cx="5400040" cy="1368710"/>
+            <wp:effectExtent l="19050" t="0" r="0" b="0"/>
+            <wp:docPr id="39" name="Imagen 13"/>
+            <wp:cNvGraphicFramePr>
+              <a:graphicFrameLocks xmlns:a="http://schemas.openxmlformats.org/drawingml/2006/main" noChangeAspect="1"/>
+            </wp:cNvGraphicFramePr>
+            <a:graphic xmlns:a="http://schemas.openxmlformats.org/drawingml/2006/main">
+              <a:graphicData uri="http://schemas.openxmlformats.org/drawingml/2006/picture">
+                <pic:pic xmlns:pic="http://schemas.openxmlformats.org/drawingml/2006/picture">
+                  <pic:nvPicPr>
+                    <pic:cNvPr id="0" name="Picture 13"/>
+                    <pic:cNvPicPr>
+                      <a:picLocks noChangeAspect="1" noChangeArrowheads="1"/>
+                    </pic:cNvPicPr>
+                  </pic:nvPicPr>
+                  <pic:blipFill>
+                    <a:blip r:embed="rId36" cstate="print"/>
+                    <a:srcRect/>
+                    <a:stretch>
+                      <a:fillRect/>
+                    </a:stretch>
+                  </pic:blipFill>
+                  <pic:spPr bwMode="auto">
+                    <a:xfrm>
+                      <a:off x="0" y="0"/>
+                      <a:ext cx="5400040" cy="1368710"/>
+                    </a:xfrm>
+                    <a:prstGeom prst="rect">
+                      <a:avLst/>
+                    </a:prstGeom>
+                    <a:noFill/>
+                    <a:ln w="9525">
+                      <a:noFill/>
+                      <a:miter lim="800000"/>
+                      <a:headEnd/>
+                      <a:tailEnd/>
+                    </a:ln>
+                  </pic:spPr>
+                </pic:pic>
+              </a:graphicData>
+            </a:graphic>
+          </wp:inline>
+        </w:drawing>
+      </w:r>
+    </w:p>
+    <w:p>
+      <w:r>
+        <w:t xml:space="preserve">5) Nos cambiamos a la rama </w:t>
+      </w:r>
+      <w:proofErr w:type="spellStart"/>
+      <w:r>
+        <w:t>main</w:t>
+      </w:r>
+      <w:proofErr w:type="spellEnd"/>
+      <w:r>
+        <w:t xml:space="preserve"> y hacemos los mismos pasos</w:t>
+      </w:r>
+      <w:r>
+        <w:t xml:space="preserve"> </w:t>
+      </w:r>
+      <w:r>
+        <w:rPr>
+          <w:noProof/>
+          <w:lang w:eastAsia="es-ES"/>
+        </w:rPr>
+        <w:drawing>
+          <wp:inline distT="0" distB="0" distL="0" distR="0">
+            <wp:extent cx="5400040" cy="2993232"/>
+            <wp:effectExtent l="19050" t="0" r="0" b="0"/>
+            <wp:docPr id="40" name="Imagen 16"/>
+            <wp:cNvGraphicFramePr>
+              <a:graphicFrameLocks xmlns:a="http://schemas.openxmlformats.org/drawingml/2006/main" noChangeAspect="1"/>
+            </wp:cNvGraphicFramePr>
+            <a:graphic xmlns:a="http://schemas.openxmlformats.org/drawingml/2006/main">
+              <a:graphicData uri="http://schemas.openxmlformats.org/drawingml/2006/picture">
+                <pic:pic xmlns:pic="http://schemas.openxmlformats.org/drawingml/2006/picture">
+                  <pic:nvPicPr>
+                    <pic:cNvPr id="0" name="Picture 16"/>
+                    <pic:cNvPicPr>
+                      <a:picLocks noChangeAspect="1" noChangeArrowheads="1"/>
+                    </pic:cNvPicPr>
+                  </pic:nvPicPr>
+                  <pic:blipFill>
+                    <a:blip r:embed="rId37" cstate="print"/>
+                    <a:srcRect/>
+                    <a:stretch>
+                      <a:fillRect/>
+                    </a:stretch>
+                  </pic:blipFill>
+                  <pic:spPr bwMode="auto">
+                    <a:xfrm>
+                      <a:off x="0" y="0"/>
+                      <a:ext cx="5400040" cy="2993232"/>
+                    </a:xfrm>
+                    <a:prstGeom prst="rect">
+                      <a:avLst/>
+                    </a:prstGeom>
+                    <a:noFill/>
+                    <a:ln w="9525">
+                      <a:noFill/>
+                      <a:miter lim="800000"/>
+                      <a:headEnd/>
+                      <a:tailEnd/>
+                    </a:ln>
+                  </pic:spPr>
+                </pic:pic>
+              </a:graphicData>
+            </a:graphic>
+          </wp:inline>
+        </w:drawing>
+      </w:r>
+    </w:p>
+    <w:p>
+      <w:r>
+        <w:t>6) Ahora fusionaremos ambas ramas</w:t>
+      </w:r>
+      <w:r>
+        <w:t xml:space="preserve"> </w:t>
+      </w:r>
+      <w:r>
+        <w:rPr>
+          <w:noProof/>
+          <w:lang w:eastAsia="es-ES"/>
+        </w:rPr>
+        <w:drawing>
+          <wp:inline distT="0" distB="0" distL="0" distR="0">
+            <wp:extent cx="5400040" cy="764803"/>
+            <wp:effectExtent l="19050" t="0" r="0" b="0"/>
+            <wp:docPr id="41" name="Imagen 19"/>
+            <wp:cNvGraphicFramePr>
+              <a:graphicFrameLocks xmlns:a="http://schemas.openxmlformats.org/drawingml/2006/main" noChangeAspect="1"/>
+            </wp:cNvGraphicFramePr>
+            <a:graphic xmlns:a="http://schemas.openxmlformats.org/drawingml/2006/main">
+              <a:graphicData uri="http://schemas.openxmlformats.org/drawingml/2006/picture">
+                <pic:pic xmlns:pic="http://schemas.openxmlformats.org/drawingml/2006/picture">
+                  <pic:nvPicPr>
+                    <pic:cNvPr id="0" name="Picture 19"/>
+                    <pic:cNvPicPr>
+                      <a:picLocks noChangeAspect="1" noChangeArrowheads="1"/>
+                    </pic:cNvPicPr>
+                  </pic:nvPicPr>
+                  <pic:blipFill>
+                    <a:blip r:embed="rId38" cstate="print"/>
+                    <a:srcRect/>
+                    <a:stretch>
+                      <a:fillRect/>
+                    </a:stretch>
+                  </pic:blipFill>
+                  <pic:spPr bwMode="auto">
+                    <a:xfrm>
+                      <a:off x="0" y="0"/>
+                      <a:ext cx="5400040" cy="764803"/>
+                    </a:xfrm>
+                    <a:prstGeom prst="rect">
+                      <a:avLst/>
+                    </a:prstGeom>
+                    <a:noFill/>
+                    <a:ln w="9525">
+                      <a:noFill/>
+                      <a:miter lim="800000"/>
+                      <a:headEnd/>
+                      <a:tailEnd/>
+                    </a:ln>
+                  </pic:spPr>
+                </pic:pic>
+              </a:graphicData>
+            </a:graphic>
+          </wp:inline>
+        </w:drawing>
+      </w:r>
+    </w:p>
+    <w:p>
+      <w:pPr>
+        <w:ind w:firstLine="708"/>
+      </w:pPr>
+      <w:r>
+        <w:lastRenderedPageBreak/>
+        <w:t xml:space="preserve">7) </w:t>
+      </w:r>
+      <w:proofErr w:type="spellStart"/>
+      <w:r>
+        <w:t>Despues</w:t>
+      </w:r>
+      <w:proofErr w:type="spellEnd"/>
+      <w:r>
+        <w:t xml:space="preserve"> de ver que causa conflicto, lo arreglamos manualmente</w:t>
+      </w:r>
+      <w:r>
+        <w:t xml:space="preserve"> </w:t>
+      </w:r>
+      <w:r>
+        <w:rPr>
+          <w:noProof/>
+          <w:lang w:eastAsia="es-ES"/>
+        </w:rPr>
+        <w:drawing>
+          <wp:inline distT="0" distB="0" distL="0" distR="0">
+            <wp:extent cx="3010990" cy="1950913"/>
+            <wp:effectExtent l="19050" t="0" r="0" b="0"/>
+            <wp:docPr id="42" name="Imagen 22"/>
+            <wp:cNvGraphicFramePr>
+              <a:graphicFrameLocks xmlns:a="http://schemas.openxmlformats.org/drawingml/2006/main" noChangeAspect="1"/>
+            </wp:cNvGraphicFramePr>
+            <a:graphic xmlns:a="http://schemas.openxmlformats.org/drawingml/2006/main">
+              <a:graphicData uri="http://schemas.openxmlformats.org/drawingml/2006/picture">
+                <pic:pic xmlns:pic="http://schemas.openxmlformats.org/drawingml/2006/picture">
+                  <pic:nvPicPr>
+                    <pic:cNvPr id="0" name="Picture 22"/>
+                    <pic:cNvPicPr>
+                      <a:picLocks noChangeAspect="1" noChangeArrowheads="1"/>
+                    </pic:cNvPicPr>
+                  </pic:nvPicPr>
+                  <pic:blipFill>
+                    <a:blip r:embed="rId39" cstate="print"/>
+                    <a:srcRect/>
+                    <a:stretch>
+                      <a:fillRect/>
+                    </a:stretch>
+                  </pic:blipFill>
+                  <pic:spPr bwMode="auto">
+                    <a:xfrm>
+                      <a:off x="0" y="0"/>
+                      <a:ext cx="3011869" cy="1951483"/>
+                    </a:xfrm>
+                    <a:prstGeom prst="rect">
+                      <a:avLst/>
+                    </a:prstGeom>
+                    <a:noFill/>
+                    <a:ln w="9525">
+                      <a:noFill/>
+                      <a:miter lim="800000"/>
+                      <a:headEnd/>
+                      <a:tailEnd/>
+                    </a:ln>
+                  </pic:spPr>
+                </pic:pic>
+              </a:graphicData>
+            </a:graphic>
+          </wp:inline>
+        </w:drawing>
+      </w:r>
+    </w:p>
+    <w:p>
+      <w:pPr>
+        <w:ind w:firstLine="708"/>
+      </w:pPr>
+      <w:r>
+        <w:t xml:space="preserve">8) Lo volvemos a añadir al </w:t>
+      </w:r>
+      <w:proofErr w:type="spellStart"/>
+      <w:r>
+        <w:t>stage</w:t>
+      </w:r>
+      <w:proofErr w:type="spellEnd"/>
+      <w:r>
+        <w:t xml:space="preserve"> </w:t>
+      </w:r>
+      <w:proofErr w:type="spellStart"/>
+      <w:r>
+        <w:t>area</w:t>
+      </w:r>
+      <w:proofErr w:type="spellEnd"/>
+      <w:r>
+        <w:t xml:space="preserve"> y vemos como el conflicto </w:t>
+      </w:r>
+      <w:proofErr w:type="spellStart"/>
+      <w:r>
+        <w:t>esta</w:t>
+      </w:r>
+      <w:proofErr w:type="spellEnd"/>
+      <w:r>
+        <w:t xml:space="preserve"> resuelto</w:t>
+      </w:r>
+      <w:r>
+        <w:t xml:space="preserve"> </w:t>
+      </w:r>
+      <w:r>
+        <w:rPr>
+          <w:noProof/>
+          <w:lang w:eastAsia="es-ES"/>
+        </w:rPr>
+        <w:drawing>
+          <wp:inline distT="0" distB="0" distL="0" distR="0">
+            <wp:extent cx="5400040" cy="1018854"/>
+            <wp:effectExtent l="19050" t="0" r="0" b="0"/>
+            <wp:docPr id="43" name="Imagen 25"/>
+            <wp:cNvGraphicFramePr>
+              <a:graphicFrameLocks xmlns:a="http://schemas.openxmlformats.org/drawingml/2006/main" noChangeAspect="1"/>
+            </wp:cNvGraphicFramePr>
+            <a:graphic xmlns:a="http://schemas.openxmlformats.org/drawingml/2006/main">
+              <a:graphicData uri="http://schemas.openxmlformats.org/drawingml/2006/picture">
+                <pic:pic xmlns:pic="http://schemas.openxmlformats.org/drawingml/2006/picture">
+                  <pic:nvPicPr>
+                    <pic:cNvPr id="0" name="Picture 25"/>
+                    <pic:cNvPicPr>
+                      <a:picLocks noChangeAspect="1" noChangeArrowheads="1"/>
+                    </pic:cNvPicPr>
+                  </pic:nvPicPr>
+                  <pic:blipFill>
+                    <a:blip r:embed="rId40" cstate="print"/>
+                    <a:srcRect/>
+                    <a:stretch>
+                      <a:fillRect/>
+                    </a:stretch>
+                  </pic:blipFill>
+                  <pic:spPr bwMode="auto">
+                    <a:xfrm>
+                      <a:off x="0" y="0"/>
+                      <a:ext cx="5400040" cy="1018854"/>
+                    </a:xfrm>
+                    <a:prstGeom prst="rect">
+                      <a:avLst/>
+                    </a:prstGeom>
+                    <a:noFill/>
+                    <a:ln w="9525">
+                      <a:noFill/>
+                      <a:miter lim="800000"/>
+                      <a:headEnd/>
+                      <a:tailEnd/>
+                    </a:ln>
+                  </pic:spPr>
+                </pic:pic>
+              </a:graphicData>
+            </a:graphic>
+          </wp:inline>
+        </w:drawing>
       </w:r>
     </w:p>
     <w:p/>
+    <w:p>
+      <w:r>
+        <w:rPr>
+          <w:b/>
+          <w:sz w:val="24"/>
+        </w:rPr>
+        <w:t xml:space="preserve">5. </w:t>
+      </w:r>
+      <w:proofErr w:type="spellStart"/>
+      <w:r>
+        <w:rPr>
+          <w:b/>
+          <w:sz w:val="24"/>
+        </w:rPr>
+        <w:t>Github</w:t>
+      </w:r>
+      <w:proofErr w:type="spellEnd"/>
+      <w:r>
+        <w:rPr>
+          <w:b/>
+          <w:sz w:val="24"/>
+        </w:rPr>
+        <w:t xml:space="preserve"> </w:t>
+      </w:r>
+      <w:proofErr w:type="spellStart"/>
+      <w:r>
+        <w:rPr>
+          <w:b/>
+          <w:sz w:val="24"/>
+        </w:rPr>
+        <w:t>Pages</w:t>
+      </w:r>
+      <w:proofErr w:type="spellEnd"/>
+    </w:p>
+    <w:p>
+      <w:r>
+        <w:t xml:space="preserve">a) </w:t>
+      </w:r>
+    </w:p>
+    <w:p>
+      <w:pPr>
+        <w:ind w:firstLine="708"/>
+      </w:pPr>
+      <w:r>
+        <w:t xml:space="preserve">1) </w:t>
+      </w:r>
+      <w:r>
+        <w:t>Creamos el repositorio y lo inicializamos</w:t>
+      </w:r>
+      <w:r>
+        <w:t xml:space="preserve"> </w:t>
+      </w:r>
+      <w:r>
+        <w:rPr>
+          <w:noProof/>
+          <w:lang w:eastAsia="es-ES"/>
+        </w:rPr>
+        <w:drawing>
+          <wp:inline distT="0" distB="0" distL="0" distR="0">
+            <wp:extent cx="5400040" cy="2441728"/>
+            <wp:effectExtent l="19050" t="0" r="0" b="0"/>
+            <wp:docPr id="44" name="Imagen 28"/>
+            <wp:cNvGraphicFramePr>
+              <a:graphicFrameLocks xmlns:a="http://schemas.openxmlformats.org/drawingml/2006/main" noChangeAspect="1"/>
+            </wp:cNvGraphicFramePr>
+            <a:graphic xmlns:a="http://schemas.openxmlformats.org/drawingml/2006/main">
+              <a:graphicData uri="http://schemas.openxmlformats.org/drawingml/2006/picture">
+                <pic:pic xmlns:pic="http://schemas.openxmlformats.org/drawingml/2006/picture">
+                  <pic:nvPicPr>
+                    <pic:cNvPr id="0" name="Picture 28"/>
+                    <pic:cNvPicPr>
+                      <a:picLocks noChangeAspect="1" noChangeArrowheads="1"/>
+                    </pic:cNvPicPr>
+                  </pic:nvPicPr>
+                  <pic:blipFill>
+                    <a:blip r:embed="rId41" cstate="print"/>
+                    <a:srcRect/>
+                    <a:stretch>
+                      <a:fillRect/>
+                    </a:stretch>
+                  </pic:blipFill>
+                  <pic:spPr bwMode="auto">
+                    <a:xfrm>
+                      <a:off x="0" y="0"/>
+                      <a:ext cx="5400040" cy="2441728"/>
+                    </a:xfrm>
+                    <a:prstGeom prst="rect">
+                      <a:avLst/>
+                    </a:prstGeom>
+                    <a:noFill/>
+                    <a:ln w="9525">
+                      <a:noFill/>
+                      <a:miter lim="800000"/>
+                      <a:headEnd/>
+                      <a:tailEnd/>
+                    </a:ln>
+                  </pic:spPr>
+                </pic:pic>
+              </a:graphicData>
+            </a:graphic>
+          </wp:inline>
+        </w:drawing>
+      </w:r>
+    </w:p>
+    <w:p>
+      <w:r>
+        <w:lastRenderedPageBreak/>
+        <w:tab/>
+        <w:t xml:space="preserve">2) </w:t>
+      </w:r>
+      <w:r>
+        <w:t xml:space="preserve">Creamos la estructura de carpetas y el </w:t>
+      </w:r>
+      <w:proofErr w:type="spellStart"/>
+      <w:r>
+        <w:t>index</w:t>
+      </w:r>
+      <w:proofErr w:type="spellEnd"/>
+      <w:r>
+        <w:t xml:space="preserve"> </w:t>
+      </w:r>
+      <w:r>
+        <w:rPr>
+          <w:noProof/>
+          <w:lang w:eastAsia="es-ES"/>
+        </w:rPr>
+        <w:drawing>
+          <wp:inline distT="0" distB="0" distL="0" distR="0">
+            <wp:extent cx="5400040" cy="1473145"/>
+            <wp:effectExtent l="19050" t="0" r="0" b="0"/>
+            <wp:docPr id="45" name="Imagen 31"/>
+            <wp:cNvGraphicFramePr>
+              <a:graphicFrameLocks xmlns:a="http://schemas.openxmlformats.org/drawingml/2006/main" noChangeAspect="1"/>
+            </wp:cNvGraphicFramePr>
+            <a:graphic xmlns:a="http://schemas.openxmlformats.org/drawingml/2006/main">
+              <a:graphicData uri="http://schemas.openxmlformats.org/drawingml/2006/picture">
+                <pic:pic xmlns:pic="http://schemas.openxmlformats.org/drawingml/2006/picture">
+                  <pic:nvPicPr>
+                    <pic:cNvPr id="0" name="Picture 31"/>
+                    <pic:cNvPicPr>
+                      <a:picLocks noChangeAspect="1" noChangeArrowheads="1"/>
+                    </pic:cNvPicPr>
+                  </pic:nvPicPr>
+                  <pic:blipFill>
+                    <a:blip r:embed="rId42" cstate="print"/>
+                    <a:srcRect/>
+                    <a:stretch>
+                      <a:fillRect/>
+                    </a:stretch>
+                  </pic:blipFill>
+                  <pic:spPr bwMode="auto">
+                    <a:xfrm>
+                      <a:off x="0" y="0"/>
+                      <a:ext cx="5400040" cy="1473145"/>
+                    </a:xfrm>
+                    <a:prstGeom prst="rect">
+                      <a:avLst/>
+                    </a:prstGeom>
+                    <a:noFill/>
+                    <a:ln w="9525">
+                      <a:noFill/>
+                      <a:miter lim="800000"/>
+                      <a:headEnd/>
+                      <a:tailEnd/>
+                    </a:ln>
+                  </pic:spPr>
+                </pic:pic>
+              </a:graphicData>
+            </a:graphic>
+          </wp:inline>
+        </w:drawing>
+      </w:r>
+    </w:p>
+    <w:p>
+      <w:r>
+        <w:tab/>
+        <w:t xml:space="preserve">3) Inicializamos el repositorio remoto y subimos el </w:t>
+      </w:r>
+      <w:proofErr w:type="spellStart"/>
+      <w:r>
+        <w:t>codigo</w:t>
+      </w:r>
+      <w:proofErr w:type="spellEnd"/>
+      <w:r>
+        <w:t xml:space="preserve"> </w:t>
+      </w:r>
+      <w:r>
+        <w:rPr>
+          <w:noProof/>
+          <w:lang w:eastAsia="es-ES"/>
+        </w:rPr>
+        <w:drawing>
+          <wp:inline distT="0" distB="0" distL="0" distR="0">
+            <wp:extent cx="5305425" cy="854075"/>
+            <wp:effectExtent l="19050" t="0" r="9525" b="0"/>
+            <wp:docPr id="46" name="Imagen 34"/>
+            <wp:cNvGraphicFramePr>
+              <a:graphicFrameLocks xmlns:a="http://schemas.openxmlformats.org/drawingml/2006/main" noChangeAspect="1"/>
+            </wp:cNvGraphicFramePr>
+            <a:graphic xmlns:a="http://schemas.openxmlformats.org/drawingml/2006/main">
+              <a:graphicData uri="http://schemas.openxmlformats.org/drawingml/2006/picture">
+                <pic:pic xmlns:pic="http://schemas.openxmlformats.org/drawingml/2006/picture">
+                  <pic:nvPicPr>
+                    <pic:cNvPr id="0" name="Picture 34"/>
+                    <pic:cNvPicPr>
+                      <a:picLocks noChangeAspect="1" noChangeArrowheads="1"/>
+                    </pic:cNvPicPr>
+                  </pic:nvPicPr>
+                  <pic:blipFill>
+                    <a:blip r:embed="rId43" cstate="print"/>
+                    <a:srcRect/>
+                    <a:stretch>
+                      <a:fillRect/>
+                    </a:stretch>
+                  </pic:blipFill>
+                  <pic:spPr bwMode="auto">
+                    <a:xfrm>
+                      <a:off x="0" y="0"/>
+                      <a:ext cx="5305425" cy="854075"/>
+                    </a:xfrm>
+                    <a:prstGeom prst="rect">
+                      <a:avLst/>
+                    </a:prstGeom>
+                    <a:noFill/>
+                    <a:ln w="9525">
+                      <a:noFill/>
+                      <a:miter lim="800000"/>
+                      <a:headEnd/>
+                      <a:tailEnd/>
+                    </a:ln>
+                  </pic:spPr>
+                </pic:pic>
+              </a:graphicData>
+            </a:graphic>
+          </wp:inline>
+        </w:drawing>
+      </w:r>
+    </w:p>
+    <w:p>
+      <w:r>
+        <w:tab/>
+        <w:t xml:space="preserve">Y ahora subimos la rama </w:t>
+      </w:r>
+      <w:proofErr w:type="spellStart"/>
+      <w:r>
+        <w:t>master</w:t>
+      </w:r>
+      <w:proofErr w:type="spellEnd"/>
+      <w:r>
+        <w:t xml:space="preserve"> al repositorio remoto (</w:t>
+      </w:r>
+      <w:proofErr w:type="spellStart"/>
+      <w:r>
+        <w:t>origin</w:t>
+      </w:r>
+      <w:proofErr w:type="spellEnd"/>
+      <w:r>
+        <w:t>).</w:t>
+      </w:r>
+      <w:r>
+        <w:t xml:space="preserve"> </w:t>
+      </w:r>
+      <w:r>
+        <w:rPr>
+          <w:noProof/>
+          <w:lang w:eastAsia="es-ES"/>
+        </w:rPr>
+        <w:drawing>
+          <wp:inline distT="0" distB="0" distL="0" distR="0">
+            <wp:extent cx="5322570" cy="1708150"/>
+            <wp:effectExtent l="19050" t="0" r="0" b="0"/>
+            <wp:docPr id="47" name="Imagen 37"/>
+            <wp:cNvGraphicFramePr>
+              <a:graphicFrameLocks xmlns:a="http://schemas.openxmlformats.org/drawingml/2006/main" noChangeAspect="1"/>
+            </wp:cNvGraphicFramePr>
+            <a:graphic xmlns:a="http://schemas.openxmlformats.org/drawingml/2006/main">
+              <a:graphicData uri="http://schemas.openxmlformats.org/drawingml/2006/picture">
+                <pic:pic xmlns:pic="http://schemas.openxmlformats.org/drawingml/2006/picture">
+                  <pic:nvPicPr>
+                    <pic:cNvPr id="0" name="Picture 37"/>
+                    <pic:cNvPicPr>
+                      <a:picLocks noChangeAspect="1" noChangeArrowheads="1"/>
+                    </pic:cNvPicPr>
+                  </pic:nvPicPr>
+                  <pic:blipFill>
+                    <a:blip r:embed="rId44" cstate="print"/>
+                    <a:srcRect/>
+                    <a:stretch>
+                      <a:fillRect/>
+                    </a:stretch>
+                  </pic:blipFill>
+                  <pic:spPr bwMode="auto">
+                    <a:xfrm>
+                      <a:off x="0" y="0"/>
+                      <a:ext cx="5322570" cy="1708150"/>
+                    </a:xfrm>
+                    <a:prstGeom prst="rect">
+                      <a:avLst/>
+                    </a:prstGeom>
+                    <a:noFill/>
+                    <a:ln w="9525">
+                      <a:noFill/>
+                      <a:miter lim="800000"/>
+                      <a:headEnd/>
+                      <a:tailEnd/>
+                    </a:ln>
+                  </pic:spPr>
+                </pic:pic>
+              </a:graphicData>
+            </a:graphic>
+          </wp:inline>
+        </w:drawing>
+      </w:r>
+    </w:p>
+    <w:p>
+      <w:r>
+        <w:tab/>
+        <w:t xml:space="preserve">Ahora lo que haremos es activar </w:t>
+      </w:r>
+      <w:proofErr w:type="spellStart"/>
+      <w:r>
+        <w:t>Github</w:t>
+      </w:r>
+      <w:proofErr w:type="spellEnd"/>
+      <w:r>
+        <w:t xml:space="preserve"> </w:t>
+      </w:r>
+      <w:proofErr w:type="spellStart"/>
+      <w:r>
+        <w:t>Pages</w:t>
+      </w:r>
+      <w:proofErr w:type="spellEnd"/>
+      <w:r>
+        <w:t xml:space="preserve"> para la rama </w:t>
+      </w:r>
+      <w:proofErr w:type="spellStart"/>
+      <w:r>
+        <w:t>master</w:t>
+      </w:r>
+      <w:proofErr w:type="spellEnd"/>
+      <w:r>
+        <w:t xml:space="preserve"> </w:t>
+      </w:r>
+      <w:r>
+        <w:rPr>
+          <w:noProof/>
+          <w:lang w:eastAsia="es-ES"/>
+        </w:rPr>
+        <w:drawing>
+          <wp:inline distT="0" distB="0" distL="0" distR="0">
+            <wp:extent cx="5374005" cy="1026795"/>
+            <wp:effectExtent l="19050" t="0" r="0" b="0"/>
+            <wp:docPr id="51" name="Imagen 49"/>
+            <wp:cNvGraphicFramePr>
+              <a:graphicFrameLocks xmlns:a="http://schemas.openxmlformats.org/drawingml/2006/main" noChangeAspect="1"/>
+            </wp:cNvGraphicFramePr>
+            <a:graphic xmlns:a="http://schemas.openxmlformats.org/drawingml/2006/main">
+              <a:graphicData uri="http://schemas.openxmlformats.org/drawingml/2006/picture">
+                <pic:pic xmlns:pic="http://schemas.openxmlformats.org/drawingml/2006/picture">
+                  <pic:nvPicPr>
+                    <pic:cNvPr id="0" name="Picture 49"/>
+                    <pic:cNvPicPr>
+                      <a:picLocks noChangeAspect="1" noChangeArrowheads="1"/>
+                    </pic:cNvPicPr>
+                  </pic:nvPicPr>
+                  <pic:blipFill>
+                    <a:blip r:embed="rId45" cstate="print"/>
+                    <a:srcRect/>
+                    <a:stretch>
+                      <a:fillRect/>
+                    </a:stretch>
+                  </pic:blipFill>
+                  <pic:spPr bwMode="auto">
+                    <a:xfrm>
+                      <a:off x="0" y="0"/>
+                      <a:ext cx="5374005" cy="1026795"/>
+                    </a:xfrm>
+                    <a:prstGeom prst="rect">
+                      <a:avLst/>
+                    </a:prstGeom>
+                    <a:noFill/>
+                    <a:ln w="9525">
+                      <a:noFill/>
+                      <a:miter lim="800000"/>
+                      <a:headEnd/>
+                      <a:tailEnd/>
+                    </a:ln>
+                  </pic:spPr>
+                </pic:pic>
+              </a:graphicData>
+            </a:graphic>
+          </wp:inline>
+        </w:drawing>
+      </w:r>
+    </w:p>
+    <w:p>
+      <w:r>
+        <w:lastRenderedPageBreak/>
+        <w:tab/>
+        <w:t xml:space="preserve">Y realizamos un </w:t>
+      </w:r>
+      <w:proofErr w:type="spellStart"/>
+      <w:r>
+        <w:t>minimo</w:t>
+      </w:r>
+      <w:proofErr w:type="spellEnd"/>
+      <w:r>
+        <w:t xml:space="preserve"> cambio en el index.html</w:t>
+      </w:r>
+      <w:r>
+        <w:t xml:space="preserve"> </w:t>
+      </w:r>
+      <w:r>
+        <w:rPr>
+          <w:noProof/>
+          <w:lang w:eastAsia="es-ES"/>
+        </w:rPr>
+        <w:drawing>
+          <wp:inline distT="0" distB="0" distL="0" distR="0">
+            <wp:extent cx="4925695" cy="2519045"/>
+            <wp:effectExtent l="19050" t="0" r="8255" b="0"/>
+            <wp:docPr id="52" name="Imagen 52"/>
+            <wp:cNvGraphicFramePr>
+              <a:graphicFrameLocks xmlns:a="http://schemas.openxmlformats.org/drawingml/2006/main" noChangeAspect="1"/>
+            </wp:cNvGraphicFramePr>
+            <a:graphic xmlns:a="http://schemas.openxmlformats.org/drawingml/2006/main">
+              <a:graphicData uri="http://schemas.openxmlformats.org/drawingml/2006/picture">
+                <pic:pic xmlns:pic="http://schemas.openxmlformats.org/drawingml/2006/picture">
+                  <pic:nvPicPr>
+                    <pic:cNvPr id="0" name="Picture 52"/>
+                    <pic:cNvPicPr>
+                      <a:picLocks noChangeAspect="1" noChangeArrowheads="1"/>
+                    </pic:cNvPicPr>
+                  </pic:nvPicPr>
+                  <pic:blipFill>
+                    <a:blip r:embed="rId46" cstate="print"/>
+                    <a:srcRect/>
+                    <a:stretch>
+                      <a:fillRect/>
+                    </a:stretch>
+                  </pic:blipFill>
+                  <pic:spPr bwMode="auto">
+                    <a:xfrm>
+                      <a:off x="0" y="0"/>
+                      <a:ext cx="4925695" cy="2519045"/>
+                    </a:xfrm>
+                    <a:prstGeom prst="rect">
+                      <a:avLst/>
+                    </a:prstGeom>
+                    <a:noFill/>
+                    <a:ln w="9525">
+                      <a:noFill/>
+                      <a:miter lim="800000"/>
+                      <a:headEnd/>
+                      <a:tailEnd/>
+                    </a:ln>
+                  </pic:spPr>
+                </pic:pic>
+              </a:graphicData>
+            </a:graphic>
+          </wp:inline>
+        </w:drawing>
+      </w:r>
+    </w:p>
+    <w:p>
+      <w:r>
+        <w:tab/>
+        <w:t>Y ahora comprobamos la URL desde terminal</w:t>
+      </w:r>
+      <w:r>
+        <w:t xml:space="preserve"> </w:t>
+      </w:r>
+      <w:r>
+        <w:rPr>
+          <w:noProof/>
+          <w:lang w:eastAsia="es-ES"/>
+        </w:rPr>
+        <w:drawing>
+          <wp:inline distT="0" distB="0" distL="0" distR="0">
+            <wp:extent cx="5158740" cy="603885"/>
+            <wp:effectExtent l="19050" t="0" r="3810" b="0"/>
+            <wp:docPr id="49" name="Imagen 43"/>
+            <wp:cNvGraphicFramePr>
+              <a:graphicFrameLocks xmlns:a="http://schemas.openxmlformats.org/drawingml/2006/main" noChangeAspect="1"/>
+            </wp:cNvGraphicFramePr>
+            <a:graphic xmlns:a="http://schemas.openxmlformats.org/drawingml/2006/main">
+              <a:graphicData uri="http://schemas.openxmlformats.org/drawingml/2006/picture">
+                <pic:pic xmlns:pic="http://schemas.openxmlformats.org/drawingml/2006/picture">
+                  <pic:nvPicPr>
+                    <pic:cNvPr id="0" name="Picture 43"/>
+                    <pic:cNvPicPr>
+                      <a:picLocks noChangeAspect="1" noChangeArrowheads="1"/>
+                    </pic:cNvPicPr>
+                  </pic:nvPicPr>
+                  <pic:blipFill>
+                    <a:blip r:embed="rId47" cstate="print"/>
+                    <a:srcRect/>
+                    <a:stretch>
+                      <a:fillRect/>
+                    </a:stretch>
+                  </pic:blipFill>
+                  <pic:spPr bwMode="auto">
+                    <a:xfrm>
+                      <a:off x="0" y="0"/>
+                      <a:ext cx="5158740" cy="603885"/>
+                    </a:xfrm>
+                    <a:prstGeom prst="rect">
+                      <a:avLst/>
+                    </a:prstGeom>
+                    <a:noFill/>
+                    <a:ln w="9525">
+                      <a:noFill/>
+                      <a:miter lim="800000"/>
+                      <a:headEnd/>
+                      <a:tailEnd/>
+                    </a:ln>
+                  </pic:spPr>
+                </pic:pic>
+              </a:graphicData>
+            </a:graphic>
+          </wp:inline>
+        </w:drawing>
+      </w:r>
+    </w:p>
+    <w:p>
+      <w:r>
+        <w:tab/>
+        <w:t>Y vemos lo que sale al buscar la dirección en el navegador</w:t>
+      </w:r>
+      <w:r>
+        <w:t xml:space="preserve"> </w:t>
+      </w:r>
+      <w:r>
+        <w:rPr>
+          <w:noProof/>
+          <w:lang w:eastAsia="es-ES"/>
+        </w:rPr>
+        <w:drawing>
+          <wp:inline distT="0" distB="0" distL="0" distR="0">
+            <wp:extent cx="5400040" cy="2007807"/>
+            <wp:effectExtent l="19050" t="0" r="0" b="0"/>
+            <wp:docPr id="55" name="Imagen 55"/>
+            <wp:cNvGraphicFramePr>
+              <a:graphicFrameLocks xmlns:a="http://schemas.openxmlformats.org/drawingml/2006/main" noChangeAspect="1"/>
+            </wp:cNvGraphicFramePr>
+            <a:graphic xmlns:a="http://schemas.openxmlformats.org/drawingml/2006/main">
+              <a:graphicData uri="http://schemas.openxmlformats.org/drawingml/2006/picture">
+                <pic:pic xmlns:pic="http://schemas.openxmlformats.org/drawingml/2006/picture">
+                  <pic:nvPicPr>
+                    <pic:cNvPr id="0" name="Picture 55"/>
+                    <pic:cNvPicPr>
+                      <a:picLocks noChangeAspect="1" noChangeArrowheads="1"/>
+                    </pic:cNvPicPr>
+                  </pic:nvPicPr>
+                  <pic:blipFill>
+                    <a:blip r:embed="rId48" cstate="print"/>
+                    <a:srcRect/>
+                    <a:stretch>
+                      <a:fillRect/>
+                    </a:stretch>
+                  </pic:blipFill>
+                  <pic:spPr bwMode="auto">
+                    <a:xfrm>
+                      <a:off x="0" y="0"/>
+                      <a:ext cx="5400040" cy="2007807"/>
+                    </a:xfrm>
+                    <a:prstGeom prst="rect">
+                      <a:avLst/>
+                    </a:prstGeom>
+                    <a:noFill/>
+                    <a:ln w="9525">
+                      <a:noFill/>
+                      <a:miter lim="800000"/>
+                      <a:headEnd/>
+                      <a:tailEnd/>
+                    </a:ln>
+                  </pic:spPr>
+                </pic:pic>
+              </a:graphicData>
+            </a:graphic>
+          </wp:inline>
+        </w:drawing>
+      </w:r>
+    </w:p>
     <w:sectPr>
       <w:pgSz w:w="11906" w:h="16838"/>
       <w:pgMar w:top="1417" w:right="1701" w:bottom="1417" w:left="1701" w:header="708" w:footer="708" w:gutter="0"/>
